--- a/lessons/7-2/downloads/reveal/teacher/7.2-session-1-prerequisite-practice-b.docx
+++ b/lessons/7-2/downloads/reveal/teacher/7.2-session-1-prerequisite-practice-b.docx
@@ -15,10 +15,28 @@
         <w:rPr>
           <w:rFonts w:ascii="Avenir Next" w:hAnsi="Avenir Next" w:cs="Avenir Next" w:eastAsia="Avenir Next"/>
           <w:color w:val="1A1A1A"/>
+          <w:sz w:val="22"/>
+          <w:szCs w:val="20"/>
+        </w:rPr>
+        <w:t xml:space="preserve">Name</w:t>
+      </w:r>
+      <w:r>
+        <w:rPr>
+          <w:rFonts w:ascii="Avenir Next" w:hAnsi="Avenir Next" w:cs="Avenir Next" w:eastAsia="Avenir Next"/>
+          <w:color w:val="1A1A1A"/>
           <w:sz w:val="20"/>
           <w:szCs w:val="20"/>
         </w:rPr>
-        <w:t xml:space="preserve">Name</w:t>
+        <w:tab/>
+      </w:r>
+      <w:r>
+        <w:rPr>
+          <w:rFonts w:ascii="Avenir Next" w:hAnsi="Avenir Next" w:cs="Avenir Next" w:eastAsia="Avenir Next"/>
+          <w:color w:val="1A1A1A"/>
+          <w:sz w:val="22"/>
+          <w:szCs w:val="20"/>
+        </w:rPr>
+        <w:t xml:space="preserve">   Date</w:t>
       </w:r>
       <w:r>
         <w:rPr>
@@ -33,25 +51,7 @@
         <w:rPr>
           <w:rFonts w:ascii="Avenir Next" w:hAnsi="Avenir Next" w:cs="Avenir Next" w:eastAsia="Avenir Next"/>
           <w:color w:val="1A1A1A"/>
-          <w:sz w:val="20"/>
-          <w:szCs w:val="20"/>
-        </w:rPr>
-        <w:t xml:space="preserve">   Date</w:t>
-      </w:r>
-      <w:r>
-        <w:rPr>
-          <w:rFonts w:ascii="Avenir Next" w:hAnsi="Avenir Next" w:cs="Avenir Next" w:eastAsia="Avenir Next"/>
-          <w:color w:val="1A1A1A"/>
-          <w:sz w:val="20"/>
-          <w:szCs w:val="20"/>
-        </w:rPr>
-        <w:tab/>
-      </w:r>
-      <w:r>
-        <w:rPr>
-          <w:rFonts w:ascii="Avenir Next" w:hAnsi="Avenir Next" w:cs="Avenir Next" w:eastAsia="Avenir Next"/>
-          <w:color w:val="1A1A1A"/>
-          <w:sz w:val="20"/>
+          <w:sz w:val="22"/>
           <w:szCs w:val="20"/>
         </w:rPr>
         <w:t xml:space="preserve">   Period</w:t>
@@ -78,7 +78,7 @@
           <w:caps/>
           <w:color w:val="003A70"/>
           <w:spacing w:val="12"/>
-          <w:sz w:val="19"/>
+          <w:sz w:val="22"/>
           <w:szCs w:val="19"/>
         </w:rPr>
         <w:t xml:space="preserve">Lesson 7-2  ·  Session 1  ·  Prerequisite Practice B  ·  Skill 1 of 2</w:t>
@@ -86,6 +86,7 @@
     </w:p>
     <w:p>
       <w:pPr>
+        <w:pStyle w:val="Heading1"/>
         <w:keepNext/>
         <w:spacing w:before="0" w:after="10" w:line="240" w:lineRule="auto"/>
       </w:pPr>
@@ -111,7 +112,7 @@
         <w:rPr>
           <w:rFonts w:ascii="Avenir Next" w:hAnsi="Avenir Next" w:cs="Avenir Next" w:eastAsia="Avenir Next"/>
           <w:color w:val="5A5F66"/>
-          <w:sz w:val="17"/>
+          <w:sz w:val="22"/>
           <w:szCs w:val="17"/>
         </w:rPr>
         <w:t xml:space="preserve">Builds on Lesson 7-1 Session 1 · 6.NS.C.5</w:t>
@@ -154,6 +155,7 @@
           </w:tcPr>
           <w:p>
             <w:pPr>
+              <w:pStyle w:val="Heading2"/>
               <w:spacing w:before="0" w:after="0" w:line="252" w:lineRule="auto"/>
             </w:pPr>
             <w:r>
@@ -183,7 +185,7 @@
               <w:rPr>
                 <w:rFonts w:ascii="Avenir Next" w:hAnsi="Avenir Next" w:cs="Avenir Next" w:eastAsia="Avenir Next"/>
                 <w:color w:val="1A1A1A"/>
-                <w:sz w:val="20"/>
+                <w:sz w:val="22"/>
                 <w:szCs w:val="20"/>
               </w:rPr>
               <w:t xml:space="preserve">You will write numbers for spots above and below 0, like a carrot root 0.75 m down.</w:t>
@@ -203,6 +205,7 @@
           </w:tcPr>
           <w:p>
             <w:pPr>
+              <w:pStyle w:val="Heading2"/>
               <w:spacing w:before="0" w:after="0" w:line="252" w:lineRule="auto"/>
             </w:pPr>
             <w:r>
@@ -232,7 +235,7 @@
               <w:rPr>
                 <w:rFonts w:ascii="Avenir Next" w:hAnsi="Avenir Next" w:cs="Avenir Next" w:eastAsia="Avenir Next"/>
                 <w:color w:val="1A1A1A"/>
-                <w:sz w:val="20"/>
+                <w:sz w:val="22"/>
                 <w:szCs w:val="20"/>
               </w:rPr>
               <w:t xml:space="preserve">Write an integer for a situation, like 40 feet below the ground = −40.  </w:t>
@@ -242,7 +245,7 @@
                 <w:rFonts w:ascii="Avenir Next" w:hAnsi="Avenir Next" w:cs="Avenir Next" w:eastAsia="Avenir Next"/>
                 <w:b/>
                 <w:color w:val="1A1A1A"/>
-                <w:sz w:val="20"/>
+                <w:sz w:val="22"/>
                 <w:szCs w:val="20"/>
               </w:rPr>
               <w:t xml:space="preserve">You will use it in Practice Form A, problems 2 and 7.</w:t>
@@ -253,6 +256,7 @@
     </w:tbl>
     <w:p>
       <w:pPr>
+        <w:pStyle w:val="Heading2"/>
         <w:keepNext/>
         <w:pBdr>
           <w:bottom w:val="single" w:sz="8" w:space="3" w:color="003A70"/>
@@ -268,7 +272,7 @@
           <w:b/>
           <w:color w:val="003A70"/>
           <w:spacing w:val="14"/>
-          <w:sz w:val="19"/>
+          <w:sz w:val="22"/>
           <w:szCs w:val="19"/>
         </w:rPr>
         <w:t xml:space="preserve">STEPS TO FOLLOW</w:t>
@@ -287,7 +291,7 @@
           <w:rFonts w:ascii="Avenir Next" w:hAnsi="Avenir Next" w:cs="Avenir Next" w:eastAsia="Avenir Next"/>
           <w:i/>
           <w:color w:val="5A5F66"/>
-          <w:sz w:val="17"/>
+          <w:sz w:val="22"/>
           <w:szCs w:val="17"/>
         </w:rPr>
         <w:t xml:space="preserve">use these same steps on every problem</w:t>
@@ -329,6 +333,7 @@
           </w:tcPr>
           <w:p>
             <w:pPr>
+              <w:pStyle w:val="Heading1"/>
               <w:spacing w:before="0" w:after="0" w:line="240" w:lineRule="auto"/>
               <w:jc w:val="center"/>
             </w:pPr>
@@ -357,7 +362,7 @@
               <w:rPr>
                 <w:rFonts w:ascii="Avenir Next" w:hAnsi="Avenir Next" w:cs="Avenir Next" w:eastAsia="Avenir Next"/>
                 <w:color w:val="1A1A1A"/>
-                <w:sz w:val="21"/>
+                <w:sz w:val="22"/>
                 <w:szCs w:val="21"/>
               </w:rPr>
               <w:t xml:space="preserve">Find the </w:t>
@@ -367,7 +372,7 @@
                 <w:rFonts w:ascii="Avenir Next" w:hAnsi="Avenir Next" w:cs="Avenir Next" w:eastAsia="Avenir Next"/>
                 <w:b/>
                 <w:color w:val="1A1A1A"/>
-                <w:sz w:val="21"/>
+                <w:sz w:val="22"/>
                 <w:szCs w:val="21"/>
               </w:rPr>
               <w:t xml:space="preserve">zero</w:t>
@@ -376,7 +381,7 @@
               <w:rPr>
                 <w:rFonts w:ascii="Avenir Next" w:hAnsi="Avenir Next" w:cs="Avenir Next" w:eastAsia="Avenir Next"/>
                 <w:color w:val="1A1A1A"/>
-                <w:sz w:val="21"/>
+                <w:sz w:val="22"/>
                 <w:szCs w:val="21"/>
               </w:rPr>
               <w:t xml:space="preserve"> point: the ground, sea level, or $0.</w:t>
@@ -395,6 +400,7 @@
           </w:tcPr>
           <w:p>
             <w:pPr>
+              <w:pStyle w:val="Heading1"/>
               <w:spacing w:before="0" w:after="0" w:line="240" w:lineRule="auto"/>
               <w:jc w:val="center"/>
             </w:pPr>
@@ -423,7 +429,7 @@
               <w:rPr>
                 <w:rFonts w:ascii="Avenir Next" w:hAnsi="Avenir Next" w:cs="Avenir Next" w:eastAsia="Avenir Next"/>
                 <w:color w:val="1A1A1A"/>
-                <w:sz w:val="21"/>
+                <w:sz w:val="22"/>
                 <w:szCs w:val="21"/>
               </w:rPr>
               <w:t xml:space="preserve">Choose the </w:t>
@@ -433,7 +439,7 @@
                 <w:rFonts w:ascii="Avenir Next" w:hAnsi="Avenir Next" w:cs="Avenir Next" w:eastAsia="Avenir Next"/>
                 <w:b/>
                 <w:color w:val="1A1A1A"/>
-                <w:sz w:val="21"/>
+                <w:sz w:val="22"/>
                 <w:szCs w:val="21"/>
               </w:rPr>
               <w:t xml:space="preserve">sign</w:t>
@@ -442,7 +448,7 @@
               <w:rPr>
                 <w:rFonts w:ascii="Avenir Next" w:hAnsi="Avenir Next" w:cs="Avenir Next" w:eastAsia="Avenir Next"/>
                 <w:color w:val="1A1A1A"/>
-                <w:sz w:val="21"/>
+                <w:sz w:val="22"/>
                 <w:szCs w:val="21"/>
               </w:rPr>
               <w:t xml:space="preserve">: above or gain is +. Below or loss is −.</w:t>
@@ -461,6 +467,7 @@
           </w:tcPr>
           <w:p>
             <w:pPr>
+              <w:pStyle w:val="Heading1"/>
               <w:spacing w:before="0" w:after="0" w:line="240" w:lineRule="auto"/>
               <w:jc w:val="center"/>
             </w:pPr>
@@ -489,7 +496,7 @@
               <w:rPr>
                 <w:rFonts w:ascii="Avenir Next" w:hAnsi="Avenir Next" w:cs="Avenir Next" w:eastAsia="Avenir Next"/>
                 <w:color w:val="1A1A1A"/>
-                <w:sz w:val="21"/>
+                <w:sz w:val="22"/>
                 <w:szCs w:val="21"/>
               </w:rPr>
               <w:t xml:space="preserve">Write the </w:t>
@@ -499,7 +506,7 @@
                 <w:rFonts w:ascii="Avenir Next" w:hAnsi="Avenir Next" w:cs="Avenir Next" w:eastAsia="Avenir Next"/>
                 <w:b/>
                 <w:color w:val="1A1A1A"/>
-                <w:sz w:val="21"/>
+                <w:sz w:val="22"/>
                 <w:szCs w:val="21"/>
               </w:rPr>
               <w:t xml:space="preserve">number</w:t>
@@ -508,7 +515,7 @@
               <w:rPr>
                 <w:rFonts w:ascii="Avenir Next" w:hAnsi="Avenir Next" w:cs="Avenir Next" w:eastAsia="Avenir Next"/>
                 <w:color w:val="1A1A1A"/>
-                <w:sz w:val="21"/>
+                <w:sz w:val="22"/>
                 <w:szCs w:val="21"/>
               </w:rPr>
               <w:t xml:space="preserve"> with its sign.</w:t>
@@ -519,6 +526,7 @@
     </w:tbl>
     <w:p>
       <w:pPr>
+        <w:pStyle w:val="Heading2"/>
         <w:keepNext/>
         <w:pBdr>
           <w:bottom w:val="single" w:sz="8" w:space="3" w:color="003A70"/>
@@ -534,7 +542,7 @@
           <w:b/>
           <w:color w:val="003A70"/>
           <w:spacing w:val="14"/>
-          <w:sz w:val="19"/>
+          <w:sz w:val="22"/>
           <w:szCs w:val="19"/>
         </w:rPr>
         <w:t xml:space="preserve">WATCH ME</w:t>
@@ -553,7 +561,7 @@
           <w:rFonts w:ascii="Avenir Next" w:hAnsi="Avenir Next" w:cs="Avenir Next" w:eastAsia="Avenir Next"/>
           <w:i/>
           <w:color w:val="5A5F66"/>
-          <w:sz w:val="17"/>
+          <w:sz w:val="22"/>
           <w:szCs w:val="17"/>
         </w:rPr>
         <w:t xml:space="preserve">the steps in action</w:t>
@@ -568,7 +576,7 @@
           <w:rFonts w:ascii="Avenir Next" w:hAnsi="Avenir Next" w:cs="Avenir Next" w:eastAsia="Avenir Next"/>
           <w:b/>
           <w:color w:val="1A1A1A"/>
-          <w:sz w:val="21"/>
+          <w:sz w:val="22"/>
           <w:szCs w:val="21"/>
         </w:rPr>
         <w:t xml:space="preserve">A cave floor is 40 feet below the ground. Write an integer.</w:t>
@@ -587,25 +595,25 @@
           <w:rFonts w:ascii="Avenir Next" w:hAnsi="Avenir Next" w:cs="Avenir Next" w:eastAsia="Avenir Next"/>
           <w:b/>
           <w:color w:val="003A70"/>
+          <w:sz w:val="22"/>
+          <w:szCs w:val="19"/>
+        </w:rPr>
+        <w:t xml:space="preserve">Step 1</w:t>
+      </w:r>
+      <w:r>
+        <w:rPr>
+          <w:rFonts w:ascii="Avenir Next" w:hAnsi="Avenir Next" w:cs="Avenir Next" w:eastAsia="Avenir Next"/>
+          <w:color w:val="1A1A1A"/>
           <w:sz w:val="19"/>
           <w:szCs w:val="19"/>
         </w:rPr>
-        <w:t xml:space="preserve">Step 1</w:t>
-      </w:r>
-      <w:r>
-        <w:rPr>
-          <w:rFonts w:ascii="Avenir Next" w:hAnsi="Avenir Next" w:cs="Avenir Next" w:eastAsia="Avenir Next"/>
-          <w:color w:val="1A1A1A"/>
-          <w:sz w:val="19"/>
-          <w:szCs w:val="19"/>
-        </w:rPr>
         <w:tab/>
       </w:r>
       <w:r>
         <w:rPr>
           <w:rFonts w:ascii="Avenir Next" w:hAnsi="Avenir Next" w:cs="Avenir Next" w:eastAsia="Avenir Next"/>
           <w:color w:val="1A1A1A"/>
-          <w:sz w:val="21"/>
+          <w:sz w:val="22"/>
           <w:szCs w:val="21"/>
         </w:rPr>
         <w:t xml:space="preserve">Zero is the ground.</w:t>
@@ -624,25 +632,25 @@
           <w:rFonts w:ascii="Avenir Next" w:hAnsi="Avenir Next" w:cs="Avenir Next" w:eastAsia="Avenir Next"/>
           <w:b/>
           <w:color w:val="003A70"/>
+          <w:sz w:val="22"/>
+          <w:szCs w:val="19"/>
+        </w:rPr>
+        <w:t xml:space="preserve">Step 2</w:t>
+      </w:r>
+      <w:r>
+        <w:rPr>
+          <w:rFonts w:ascii="Avenir Next" w:hAnsi="Avenir Next" w:cs="Avenir Next" w:eastAsia="Avenir Next"/>
+          <w:color w:val="1A1A1A"/>
           <w:sz w:val="19"/>
           <w:szCs w:val="19"/>
         </w:rPr>
-        <w:t xml:space="preserve">Step 2</w:t>
-      </w:r>
-      <w:r>
-        <w:rPr>
-          <w:rFonts w:ascii="Avenir Next" w:hAnsi="Avenir Next" w:cs="Avenir Next" w:eastAsia="Avenir Next"/>
-          <w:color w:val="1A1A1A"/>
-          <w:sz w:val="19"/>
-          <w:szCs w:val="19"/>
-        </w:rPr>
         <w:tab/>
       </w:r>
       <w:r>
         <w:rPr>
           <w:rFonts w:ascii="Avenir Next" w:hAnsi="Avenir Next" w:cs="Avenir Next" w:eastAsia="Avenir Next"/>
           <w:color w:val="1A1A1A"/>
-          <w:sz w:val="21"/>
+          <w:sz w:val="22"/>
           <w:szCs w:val="21"/>
         </w:rPr>
         <w:t xml:space="preserve">Below the ground, so the sign is −.</w:t>
@@ -661,25 +669,25 @@
           <w:rFonts w:ascii="Avenir Next" w:hAnsi="Avenir Next" w:cs="Avenir Next" w:eastAsia="Avenir Next"/>
           <w:b/>
           <w:color w:val="003A70"/>
+          <w:sz w:val="22"/>
+          <w:szCs w:val="19"/>
+        </w:rPr>
+        <w:t xml:space="preserve">Step 3</w:t>
+      </w:r>
+      <w:r>
+        <w:rPr>
+          <w:rFonts w:ascii="Avenir Next" w:hAnsi="Avenir Next" w:cs="Avenir Next" w:eastAsia="Avenir Next"/>
+          <w:color w:val="1A1A1A"/>
           <w:sz w:val="19"/>
           <w:szCs w:val="19"/>
         </w:rPr>
-        <w:t xml:space="preserve">Step 3</w:t>
-      </w:r>
-      <w:r>
-        <w:rPr>
-          <w:rFonts w:ascii="Avenir Next" w:hAnsi="Avenir Next" w:cs="Avenir Next" w:eastAsia="Avenir Next"/>
-          <w:color w:val="1A1A1A"/>
-          <w:sz w:val="19"/>
-          <w:szCs w:val="19"/>
-        </w:rPr>
         <w:tab/>
       </w:r>
       <w:r>
         <w:rPr>
           <w:rFonts w:ascii="Avenir Next" w:hAnsi="Avenir Next" w:cs="Avenir Next" w:eastAsia="Avenir Next"/>
           <w:color w:val="1A1A1A"/>
-          <w:sz w:val="21"/>
+          <w:sz w:val="22"/>
           <w:szCs w:val="21"/>
         </w:rPr>
         <w:t xml:space="preserve">Write −40.</w:t>
@@ -698,33 +706,34 @@
           <w:rFonts w:ascii="Avenir Next" w:hAnsi="Avenir Next" w:cs="Avenir Next" w:eastAsia="Avenir Next"/>
           <w:b/>
           <w:color w:val="1A1A1A"/>
+          <w:sz w:val="22"/>
+          <w:szCs w:val="21"/>
+        </w:rPr>
+        <w:t xml:space="preserve">Answer</w:t>
+      </w:r>
+      <w:r>
+        <w:rPr>
+          <w:rFonts w:ascii="Avenir Next" w:hAnsi="Avenir Next" w:cs="Avenir Next" w:eastAsia="Avenir Next"/>
+          <w:color w:val="1A1A1A"/>
           <w:sz w:val="21"/>
           <w:szCs w:val="21"/>
         </w:rPr>
-        <w:t xml:space="preserve">Answer</w:t>
-      </w:r>
-      <w:r>
-        <w:rPr>
-          <w:rFonts w:ascii="Avenir Next" w:hAnsi="Avenir Next" w:cs="Avenir Next" w:eastAsia="Avenir Next"/>
-          <w:color w:val="1A1A1A"/>
-          <w:sz w:val="21"/>
+        <w:tab/>
+      </w:r>
+      <w:r>
+        <w:rPr>
+          <w:rFonts w:ascii="Avenir Next" w:hAnsi="Avenir Next" w:cs="Avenir Next" w:eastAsia="Avenir Next"/>
+          <w:b/>
+          <w:color w:val="1A1A1A"/>
+          <w:sz w:val="22"/>
           <w:szCs w:val="21"/>
         </w:rPr>
-        <w:tab/>
-      </w:r>
-      <w:r>
-        <w:rPr>
-          <w:rFonts w:ascii="Avenir Next" w:hAnsi="Avenir Next" w:cs="Avenir Next" w:eastAsia="Avenir Next"/>
-          <w:b/>
-          <w:color w:val="1A1A1A"/>
-          <w:sz w:val="21"/>
-          <w:szCs w:val="21"/>
-        </w:rPr>
         <w:t xml:space="preserve">−40</w:t>
       </w:r>
     </w:p>
     <w:p>
       <w:pPr>
+        <w:pStyle w:val="Heading2"/>
         <w:keepNext/>
         <w:pBdr>
           <w:bottom w:val="single" w:sz="8" w:space="3" w:color="003A70"/>
@@ -740,7 +749,7 @@
           <w:b/>
           <w:color w:val="003A70"/>
           <w:spacing w:val="14"/>
-          <w:sz w:val="19"/>
+          <w:sz w:val="22"/>
           <w:szCs w:val="19"/>
         </w:rPr>
         <w:t xml:space="preserve">TRY IT WITH HELP</w:t>
@@ -759,7 +768,7 @@
           <w:rFonts w:ascii="Avenir Next" w:hAnsi="Avenir Next" w:cs="Avenir Next" w:eastAsia="Avenir Next"/>
           <w:i/>
           <w:color w:val="5A5F66"/>
-          <w:sz w:val="17"/>
+          <w:sz w:val="22"/>
           <w:szCs w:val="17"/>
         </w:rPr>
         <w:t xml:space="preserve">fill in each step</w:t>
@@ -817,25 +826,25 @@
           <w:rFonts w:ascii="Avenir Next" w:hAnsi="Avenir Next" w:cs="Avenir Next" w:eastAsia="Avenir Next"/>
           <w:b/>
           <w:color w:val="003A70"/>
+          <w:sz w:val="22"/>
+          <w:szCs w:val="18"/>
+        </w:rPr>
+        <w:t xml:space="preserve">Step 1</w:t>
+      </w:r>
+      <w:r>
+        <w:rPr>
+          <w:rFonts w:ascii="Avenir Next" w:hAnsi="Avenir Next" w:cs="Avenir Next" w:eastAsia="Avenir Next"/>
+          <w:color w:val="1A1A1A"/>
           <w:sz w:val="18"/>
           <w:szCs w:val="18"/>
         </w:rPr>
-        <w:t xml:space="preserve">Step 1</w:t>
-      </w:r>
-      <w:r>
-        <w:rPr>
-          <w:rFonts w:ascii="Avenir Next" w:hAnsi="Avenir Next" w:cs="Avenir Next" w:eastAsia="Avenir Next"/>
-          <w:color w:val="1A1A1A"/>
-          <w:sz w:val="18"/>
-          <w:szCs w:val="18"/>
-        </w:rPr>
         <w:tab/>
       </w:r>
       <w:r>
         <w:rPr>
           <w:rFonts w:ascii="Avenir Next" w:hAnsi="Avenir Next" w:cs="Avenir Next" w:eastAsia="Avenir Next"/>
           <w:color w:val="1A1A1A"/>
-          <w:sz w:val="21"/>
+          <w:sz w:val="22"/>
           <w:szCs w:val="21"/>
         </w:rPr>
         <w:t xml:space="preserve">Zero is the </w:t>
@@ -854,7 +863,7 @@
         <w:rPr>
           <w:rFonts w:ascii="Avenir Next" w:hAnsi="Avenir Next" w:cs="Avenir Next" w:eastAsia="Avenir Next"/>
           <w:color w:val="1A1A1A"/>
-          <w:sz w:val="21"/>
+          <w:sz w:val="22"/>
           <w:szCs w:val="21"/>
         </w:rPr>
         <w:t xml:space="preserve">.</w:t>
@@ -874,25 +883,25 @@
           <w:rFonts w:ascii="Avenir Next" w:hAnsi="Avenir Next" w:cs="Avenir Next" w:eastAsia="Avenir Next"/>
           <w:b/>
           <w:color w:val="003A70"/>
+          <w:sz w:val="22"/>
+          <w:szCs w:val="18"/>
+        </w:rPr>
+        <w:t xml:space="preserve">Step 2</w:t>
+      </w:r>
+      <w:r>
+        <w:rPr>
+          <w:rFonts w:ascii="Avenir Next" w:hAnsi="Avenir Next" w:cs="Avenir Next" w:eastAsia="Avenir Next"/>
+          <w:color w:val="1A1A1A"/>
           <w:sz w:val="18"/>
           <w:szCs w:val="18"/>
         </w:rPr>
-        <w:t xml:space="preserve">Step 2</w:t>
-      </w:r>
-      <w:r>
-        <w:rPr>
-          <w:rFonts w:ascii="Avenir Next" w:hAnsi="Avenir Next" w:cs="Avenir Next" w:eastAsia="Avenir Next"/>
-          <w:color w:val="1A1A1A"/>
-          <w:sz w:val="18"/>
-          <w:szCs w:val="18"/>
-        </w:rPr>
         <w:tab/>
       </w:r>
       <w:r>
         <w:rPr>
           <w:rFonts w:ascii="Avenir Next" w:hAnsi="Avenir Next" w:cs="Avenir Next" w:eastAsia="Avenir Next"/>
           <w:color w:val="1A1A1A"/>
-          <w:sz w:val="21"/>
+          <w:sz w:val="22"/>
           <w:szCs w:val="21"/>
         </w:rPr>
         <w:t xml:space="preserve">Above the ground, so the sign is </w:t>
@@ -911,7 +920,7 @@
         <w:rPr>
           <w:rFonts w:ascii="Avenir Next" w:hAnsi="Avenir Next" w:cs="Avenir Next" w:eastAsia="Avenir Next"/>
           <w:color w:val="1A1A1A"/>
-          <w:sz w:val="21"/>
+          <w:sz w:val="22"/>
           <w:szCs w:val="21"/>
         </w:rPr>
         <w:t xml:space="preserve">.</w:t>
@@ -931,25 +940,25 @@
           <w:rFonts w:ascii="Avenir Next" w:hAnsi="Avenir Next" w:cs="Avenir Next" w:eastAsia="Avenir Next"/>
           <w:b/>
           <w:color w:val="003A70"/>
+          <w:sz w:val="22"/>
+          <w:szCs w:val="18"/>
+        </w:rPr>
+        <w:t xml:space="preserve">Step 3</w:t>
+      </w:r>
+      <w:r>
+        <w:rPr>
+          <w:rFonts w:ascii="Avenir Next" w:hAnsi="Avenir Next" w:cs="Avenir Next" w:eastAsia="Avenir Next"/>
+          <w:color w:val="1A1A1A"/>
           <w:sz w:val="18"/>
           <w:szCs w:val="18"/>
         </w:rPr>
-        <w:t xml:space="preserve">Step 3</w:t>
-      </w:r>
-      <w:r>
-        <w:rPr>
-          <w:rFonts w:ascii="Avenir Next" w:hAnsi="Avenir Next" w:cs="Avenir Next" w:eastAsia="Avenir Next"/>
-          <w:color w:val="1A1A1A"/>
-          <w:sz w:val="18"/>
-          <w:szCs w:val="18"/>
-        </w:rPr>
         <w:tab/>
       </w:r>
       <w:r>
         <w:rPr>
           <w:rFonts w:ascii="Avenir Next" w:hAnsi="Avenir Next" w:cs="Avenir Next" w:eastAsia="Avenir Next"/>
           <w:color w:val="1A1A1A"/>
-          <w:sz w:val="21"/>
+          <w:sz w:val="22"/>
           <w:szCs w:val="21"/>
         </w:rPr>
         <w:t xml:space="preserve">The integer is </w:t>
@@ -968,7 +977,7 @@
         <w:rPr>
           <w:rFonts w:ascii="Avenir Next" w:hAnsi="Avenir Next" w:cs="Avenir Next" w:eastAsia="Avenir Next"/>
           <w:color w:val="1A1A1A"/>
-          <w:sz w:val="21"/>
+          <w:sz w:val="22"/>
           <w:szCs w:val="21"/>
         </w:rPr>
         <w:t xml:space="preserve">.</w:t>
@@ -1031,25 +1040,25 @@
           <w:rFonts w:ascii="Avenir Next" w:hAnsi="Avenir Next" w:cs="Avenir Next" w:eastAsia="Avenir Next"/>
           <w:b/>
           <w:color w:val="003A70"/>
+          <w:sz w:val="22"/>
+          <w:szCs w:val="18"/>
+        </w:rPr>
+        <w:t xml:space="preserve">Step 1</w:t>
+      </w:r>
+      <w:r>
+        <w:rPr>
+          <w:rFonts w:ascii="Avenir Next" w:hAnsi="Avenir Next" w:cs="Avenir Next" w:eastAsia="Avenir Next"/>
+          <w:color w:val="1A1A1A"/>
           <w:sz w:val="18"/>
           <w:szCs w:val="18"/>
         </w:rPr>
-        <w:t xml:space="preserve">Step 1</w:t>
-      </w:r>
-      <w:r>
-        <w:rPr>
-          <w:rFonts w:ascii="Avenir Next" w:hAnsi="Avenir Next" w:cs="Avenir Next" w:eastAsia="Avenir Next"/>
-          <w:color w:val="1A1A1A"/>
-          <w:sz w:val="18"/>
-          <w:szCs w:val="18"/>
-        </w:rPr>
         <w:tab/>
       </w:r>
       <w:r>
         <w:rPr>
           <w:rFonts w:ascii="Avenir Next" w:hAnsi="Avenir Next" w:cs="Avenir Next" w:eastAsia="Avenir Next"/>
           <w:color w:val="1A1A1A"/>
-          <w:sz w:val="21"/>
+          <w:sz w:val="22"/>
           <w:szCs w:val="21"/>
         </w:rPr>
         <w:t xml:space="preserve">Zero is </w:t>
@@ -1068,7 +1077,7 @@
         <w:rPr>
           <w:rFonts w:ascii="Avenir Next" w:hAnsi="Avenir Next" w:cs="Avenir Next" w:eastAsia="Avenir Next"/>
           <w:color w:val="1A1A1A"/>
-          <w:sz w:val="21"/>
+          <w:sz w:val="22"/>
           <w:szCs w:val="21"/>
         </w:rPr>
         <w:t xml:space="preserve">.</w:t>
@@ -1088,25 +1097,25 @@
           <w:rFonts w:ascii="Avenir Next" w:hAnsi="Avenir Next" w:cs="Avenir Next" w:eastAsia="Avenir Next"/>
           <w:b/>
           <w:color w:val="003A70"/>
+          <w:sz w:val="22"/>
+          <w:szCs w:val="18"/>
+        </w:rPr>
+        <w:t xml:space="preserve">Step 2</w:t>
+      </w:r>
+      <w:r>
+        <w:rPr>
+          <w:rFonts w:ascii="Avenir Next" w:hAnsi="Avenir Next" w:cs="Avenir Next" w:eastAsia="Avenir Next"/>
+          <w:color w:val="1A1A1A"/>
           <w:sz w:val="18"/>
           <w:szCs w:val="18"/>
         </w:rPr>
-        <w:t xml:space="preserve">Step 2</w:t>
-      </w:r>
-      <w:r>
-        <w:rPr>
-          <w:rFonts w:ascii="Avenir Next" w:hAnsi="Avenir Next" w:cs="Avenir Next" w:eastAsia="Avenir Next"/>
-          <w:color w:val="1A1A1A"/>
-          <w:sz w:val="18"/>
-          <w:szCs w:val="18"/>
-        </w:rPr>
         <w:tab/>
       </w:r>
       <w:r>
         <w:rPr>
           <w:rFonts w:ascii="Avenir Next" w:hAnsi="Avenir Next" w:cs="Avenir Next" w:eastAsia="Avenir Next"/>
           <w:color w:val="1A1A1A"/>
-          <w:sz w:val="21"/>
+          <w:sz w:val="22"/>
           <w:szCs w:val="21"/>
         </w:rPr>
         <w:t xml:space="preserve">Owing money is a loss, so the sign is </w:t>
@@ -1125,7 +1134,7 @@
         <w:rPr>
           <w:rFonts w:ascii="Avenir Next" w:hAnsi="Avenir Next" w:cs="Avenir Next" w:eastAsia="Avenir Next"/>
           <w:color w:val="1A1A1A"/>
-          <w:sz w:val="21"/>
+          <w:sz w:val="22"/>
           <w:szCs w:val="21"/>
         </w:rPr>
         <w:t xml:space="preserve">.</w:t>
@@ -1145,25 +1154,25 @@
           <w:rFonts w:ascii="Avenir Next" w:hAnsi="Avenir Next" w:cs="Avenir Next" w:eastAsia="Avenir Next"/>
           <w:b/>
           <w:color w:val="003A70"/>
+          <w:sz w:val="22"/>
+          <w:szCs w:val="18"/>
+        </w:rPr>
+        <w:t xml:space="preserve">Step 3</w:t>
+      </w:r>
+      <w:r>
+        <w:rPr>
+          <w:rFonts w:ascii="Avenir Next" w:hAnsi="Avenir Next" w:cs="Avenir Next" w:eastAsia="Avenir Next"/>
+          <w:color w:val="1A1A1A"/>
           <w:sz w:val="18"/>
           <w:szCs w:val="18"/>
         </w:rPr>
-        <w:t xml:space="preserve">Step 3</w:t>
-      </w:r>
-      <w:r>
-        <w:rPr>
-          <w:rFonts w:ascii="Avenir Next" w:hAnsi="Avenir Next" w:cs="Avenir Next" w:eastAsia="Avenir Next"/>
-          <w:color w:val="1A1A1A"/>
-          <w:sz w:val="18"/>
-          <w:szCs w:val="18"/>
-        </w:rPr>
         <w:tab/>
       </w:r>
       <w:r>
         <w:rPr>
           <w:rFonts w:ascii="Avenir Next" w:hAnsi="Avenir Next" w:cs="Avenir Next" w:eastAsia="Avenir Next"/>
           <w:color w:val="1A1A1A"/>
-          <w:sz w:val="21"/>
+          <w:sz w:val="22"/>
           <w:szCs w:val="21"/>
         </w:rPr>
         <w:t xml:space="preserve">The integer is </w:t>
@@ -1182,7 +1191,7 @@
         <w:rPr>
           <w:rFonts w:ascii="Avenir Next" w:hAnsi="Avenir Next" w:cs="Avenir Next" w:eastAsia="Avenir Next"/>
           <w:color w:val="1A1A1A"/>
-          <w:sz w:val="21"/>
+          <w:sz w:val="22"/>
           <w:szCs w:val="21"/>
         </w:rPr>
         <w:t xml:space="preserve">.</w:t>
@@ -1195,6 +1204,7 @@
     </w:p>
     <w:p>
       <w:pPr>
+        <w:pStyle w:val="Heading2"/>
         <w:keepNext/>
         <w:pBdr>
           <w:bottom w:val="single" w:sz="8" w:space="3" w:color="003A70"/>
@@ -1210,7 +1220,7 @@
           <w:b/>
           <w:color w:val="003A70"/>
           <w:spacing w:val="14"/>
-          <w:sz w:val="19"/>
+          <w:sz w:val="22"/>
           <w:szCs w:val="19"/>
         </w:rPr>
         <w:t xml:space="preserve">YOUR TURN</w:t>
@@ -1229,7 +1239,7 @@
           <w:rFonts w:ascii="Avenir Next" w:hAnsi="Avenir Next" w:cs="Avenir Next" w:eastAsia="Avenir Next"/>
           <w:i/>
           <w:color w:val="5A5F66"/>
-          <w:sz w:val="17"/>
+          <w:sz w:val="22"/>
           <w:szCs w:val="17"/>
         </w:rPr>
         <w:t xml:space="preserve">use the steps on your own</w:t>
@@ -1745,7 +1755,7 @@
       <w:pPr>
         <w:pageBreakBefore/>
         <w:keepNext/>
-        <w:spacing w:before="0" w:after="12" w:line="264" w:lineRule="auto"/>
+        <w:spacing w:before="0" w:after="6" w:line="240" w:lineRule="auto"/>
       </w:pPr>
       <w:r>
         <w:rPr>
@@ -1754,7 +1764,7 @@
           <w:caps/>
           <w:color w:val="003A70"/>
           <w:spacing w:val="12"/>
-          <w:sz w:val="19"/>
+          <w:sz w:val="22"/>
           <w:szCs w:val="19"/>
         </w:rPr>
         <w:t xml:space="preserve">Lesson 7-2  ·  Session 1  ·  Prerequisite Practice B  ·  Skill 2 of 2</w:t>
@@ -1762,8 +1772,9 @@
     </w:p>
     <w:p>
       <w:pPr>
+        <w:pStyle w:val="Heading1"/>
         <w:keepNext/>
-        <w:spacing w:before="0" w:after="10" w:line="240" w:lineRule="auto"/>
+        <w:spacing w:before="0" w:after="5" w:line="240" w:lineRule="auto"/>
       </w:pPr>
       <w:r>
         <w:rPr>
@@ -1781,13 +1792,13 @@
         <w:pBdr>
           <w:bottom w:val="single" w:sz="4" w:space="5" w:color="C9CDD2"/>
         </w:pBdr>
-        <w:spacing w:before="0" w:after="60" w:line="264" w:lineRule="auto"/>
+        <w:spacing w:before="0" w:after="30" w:line="240" w:lineRule="auto"/>
       </w:pPr>
       <w:r>
         <w:rPr>
           <w:rFonts w:ascii="Avenir Next" w:hAnsi="Avenir Next" w:cs="Avenir Next" w:eastAsia="Avenir Next"/>
           <w:color w:val="5A5F66"/>
-          <w:sz w:val="17"/>
+          <w:sz w:val="22"/>
           <w:szCs w:val="17"/>
         </w:rPr>
         <w:t xml:space="preserve">Builds on Lesson 7-1 Session 1 · 6.NS.C.5</w:t>
@@ -1830,7 +1841,8 @@
           </w:tcPr>
           <w:p>
             <w:pPr>
-              <w:spacing w:before="0" w:after="0" w:line="252" w:lineRule="auto"/>
+              <w:pStyle w:val="Heading2"/>
+              <w:spacing w:before="0" w:after="0" w:line="240" w:lineRule="auto"/>
             </w:pPr>
             <w:r>
               <w:rPr>
@@ -1853,13 +1865,13 @@
           </w:tcPr>
           <w:p>
             <w:pPr>
-              <w:spacing w:before="0" w:after="0" w:line="264" w:lineRule="auto"/>
+              <w:spacing w:before="0" w:after="0" w:line="240" w:lineRule="auto"/>
             </w:pPr>
             <w:r>
               <w:rPr>
                 <w:rFonts w:ascii="Avenir Next" w:hAnsi="Avenir Next" w:cs="Avenir Next" w:eastAsia="Avenir Next"/>
                 <w:color w:val="1A1A1A"/>
-                <w:sz w:val="20"/>
+                <w:sz w:val="22"/>
                 <w:szCs w:val="20"/>
               </w:rPr>
               <w:t xml:space="preserve">You will plot readings like −2.5 and 2.5 on a number line.</w:t>
@@ -1879,7 +1891,8 @@
           </w:tcPr>
           <w:p>
             <w:pPr>
-              <w:spacing w:before="0" w:after="0" w:line="252" w:lineRule="auto"/>
+              <w:pStyle w:val="Heading2"/>
+              <w:spacing w:before="0" w:after="0" w:line="240" w:lineRule="auto"/>
             </w:pPr>
             <w:r>
               <w:rPr>
@@ -1902,13 +1915,13 @@
           </w:tcPr>
           <w:p>
             <w:pPr>
-              <w:spacing w:before="0" w:after="0" w:line="264" w:lineRule="auto"/>
+              <w:spacing w:before="0" w:after="0" w:line="240" w:lineRule="auto"/>
             </w:pPr>
             <w:r>
               <w:rPr>
                 <w:rFonts w:ascii="Avenir Next" w:hAnsi="Avenir Next" w:cs="Avenir Next" w:eastAsia="Avenir Next"/>
                 <w:color w:val="1A1A1A"/>
-                <w:sz w:val="20"/>
+                <w:sz w:val="22"/>
                 <w:szCs w:val="20"/>
               </w:rPr>
               <w:t xml:space="preserve">Find an integer on a number line, like −3: 3 units left of 0.  </w:t>
@@ -1918,7 +1931,7 @@
                 <w:rFonts w:ascii="Avenir Next" w:hAnsi="Avenir Next" w:cs="Avenir Next" w:eastAsia="Avenir Next"/>
                 <w:b/>
                 <w:color w:val="1A1A1A"/>
-                <w:sz w:val="20"/>
+                <w:sz w:val="22"/>
                 <w:szCs w:val="20"/>
               </w:rPr>
               <w:t xml:space="preserve">You will use it in Practice Form A, problems 3 and 6.</w:t>
@@ -1929,6 +1942,7 @@
     </w:tbl>
     <w:p>
       <w:pPr>
+        <w:pStyle w:val="Heading2"/>
         <w:keepNext/>
         <w:pBdr>
           <w:bottom w:val="single" w:sz="8" w:space="3" w:color="003A70"/>
@@ -1936,7 +1950,7 @@
         <w:tabs>
           <w:tab w:val="right" w:pos="9504"/>
         </w:tabs>
-        <w:spacing w:before="50" w:after="36" w:line="240" w:lineRule="auto"/>
+        <w:spacing w:before="25" w:after="18" w:line="240" w:lineRule="auto"/>
       </w:pPr>
       <w:r>
         <w:rPr>
@@ -1944,7 +1958,7 @@
           <w:b/>
           <w:color w:val="003A70"/>
           <w:spacing w:val="14"/>
-          <w:sz w:val="19"/>
+          <w:sz w:val="22"/>
           <w:szCs w:val="19"/>
         </w:rPr>
         <w:t xml:space="preserve">STEPS TO FOLLOW</w:t>
@@ -1963,7 +1977,7 @@
           <w:rFonts w:ascii="Avenir Next" w:hAnsi="Avenir Next" w:cs="Avenir Next" w:eastAsia="Avenir Next"/>
           <w:i/>
           <w:color w:val="5A5F66"/>
-          <w:sz w:val="17"/>
+          <w:sz w:val="22"/>
           <w:szCs w:val="17"/>
         </w:rPr>
         <w:t xml:space="preserve">use these same steps on every problem</w:t>
@@ -2005,6 +2019,7 @@
           </w:tcPr>
           <w:p>
             <w:pPr>
+              <w:pStyle w:val="Heading1"/>
               <w:spacing w:before="0" w:after="0" w:line="240" w:lineRule="auto"/>
               <w:jc w:val="center"/>
             </w:pPr>
@@ -2027,13 +2042,13 @@
           </w:tcPr>
           <w:p>
             <w:pPr>
-              <w:spacing w:before="0" w:after="0" w:line="264" w:lineRule="auto"/>
+              <w:spacing w:before="0" w:after="0" w:line="240" w:lineRule="auto"/>
             </w:pPr>
             <w:r>
               <w:rPr>
                 <w:rFonts w:ascii="Avenir Next" w:hAnsi="Avenir Next" w:cs="Avenir Next" w:eastAsia="Avenir Next"/>
                 <w:color w:val="1A1A1A"/>
-                <w:sz w:val="21"/>
+                <w:sz w:val="22"/>
                 <w:szCs w:val="21"/>
               </w:rPr>
               <w:t xml:space="preserve">Start at </w:t>
@@ -2043,7 +2058,7 @@
                 <w:rFonts w:ascii="Avenir Next" w:hAnsi="Avenir Next" w:cs="Avenir Next" w:eastAsia="Avenir Next"/>
                 <w:b/>
                 <w:color w:val="1A1A1A"/>
-                <w:sz w:val="21"/>
+                <w:sz w:val="22"/>
                 <w:szCs w:val="21"/>
               </w:rPr>
               <w:t xml:space="preserve">0</w:t>
@@ -2052,7 +2067,7 @@
               <w:rPr>
                 <w:rFonts w:ascii="Avenir Next" w:hAnsi="Avenir Next" w:cs="Avenir Next" w:eastAsia="Avenir Next"/>
                 <w:color w:val="1A1A1A"/>
-                <w:sz w:val="21"/>
+                <w:sz w:val="22"/>
                 <w:szCs w:val="21"/>
               </w:rPr>
               <w:t xml:space="preserve">.</w:t>
@@ -2071,6 +2086,7 @@
           </w:tcPr>
           <w:p>
             <w:pPr>
+              <w:pStyle w:val="Heading1"/>
               <w:spacing w:before="0" w:after="0" w:line="240" w:lineRule="auto"/>
               <w:jc w:val="center"/>
             </w:pPr>
@@ -2093,13 +2109,13 @@
           </w:tcPr>
           <w:p>
             <w:pPr>
-              <w:spacing w:before="0" w:after="0" w:line="264" w:lineRule="auto"/>
+              <w:spacing w:before="0" w:after="0" w:line="240" w:lineRule="auto"/>
             </w:pPr>
             <w:r>
               <w:rPr>
                 <w:rFonts w:ascii="Avenir Next" w:hAnsi="Avenir Next" w:cs="Avenir Next" w:eastAsia="Avenir Next"/>
                 <w:color w:val="1A1A1A"/>
-                <w:sz w:val="21"/>
+                <w:sz w:val="22"/>
                 <w:szCs w:val="21"/>
               </w:rPr>
               <w:t xml:space="preserve">Read the </w:t>
@@ -2109,7 +2125,7 @@
                 <w:rFonts w:ascii="Avenir Next" w:hAnsi="Avenir Next" w:cs="Avenir Next" w:eastAsia="Avenir Next"/>
                 <w:b/>
                 <w:color w:val="1A1A1A"/>
-                <w:sz w:val="21"/>
+                <w:sz w:val="22"/>
                 <w:szCs w:val="21"/>
               </w:rPr>
               <w:t xml:space="preserve">sign</w:t>
@@ -2118,7 +2134,7 @@
               <w:rPr>
                 <w:rFonts w:ascii="Avenir Next" w:hAnsi="Avenir Next" w:cs="Avenir Next" w:eastAsia="Avenir Next"/>
                 <w:color w:val="1A1A1A"/>
-                <w:sz w:val="21"/>
+                <w:sz w:val="22"/>
                 <w:szCs w:val="21"/>
               </w:rPr>
               <w:t xml:space="preserve">: − goes left, + goes right.</w:t>
@@ -2137,6 +2153,7 @@
           </w:tcPr>
           <w:p>
             <w:pPr>
+              <w:pStyle w:val="Heading1"/>
               <w:spacing w:before="0" w:after="0" w:line="240" w:lineRule="auto"/>
               <w:jc w:val="center"/>
             </w:pPr>
@@ -2159,13 +2176,13 @@
           </w:tcPr>
           <w:p>
             <w:pPr>
-              <w:spacing w:before="0" w:after="0" w:line="264" w:lineRule="auto"/>
+              <w:spacing w:before="0" w:after="0" w:line="240" w:lineRule="auto"/>
             </w:pPr>
             <w:r>
               <w:rPr>
                 <w:rFonts w:ascii="Avenir Next" w:hAnsi="Avenir Next" w:cs="Avenir Next" w:eastAsia="Avenir Next"/>
                 <w:color w:val="1A1A1A"/>
-                <w:sz w:val="21"/>
+                <w:sz w:val="22"/>
                 <w:szCs w:val="21"/>
               </w:rPr>
               <w:t xml:space="preserve">Count the </w:t>
@@ -2175,7 +2192,7 @@
                 <w:rFonts w:ascii="Avenir Next" w:hAnsi="Avenir Next" w:cs="Avenir Next" w:eastAsia="Avenir Next"/>
                 <w:b/>
                 <w:color w:val="1A1A1A"/>
-                <w:sz w:val="21"/>
+                <w:sz w:val="22"/>
                 <w:szCs w:val="21"/>
               </w:rPr>
               <w:t xml:space="preserve">units</w:t>
@@ -2184,7 +2201,7 @@
               <w:rPr>
                 <w:rFonts w:ascii="Avenir Next" w:hAnsi="Avenir Next" w:cs="Avenir Next" w:eastAsia="Avenir Next"/>
                 <w:color w:val="1A1A1A"/>
-                <w:sz w:val="21"/>
+                <w:sz w:val="22"/>
                 <w:szCs w:val="21"/>
               </w:rPr>
               <w:t xml:space="preserve">. Mark the point.</w:t>
@@ -2195,6 +2212,7 @@
     </w:tbl>
     <w:p>
       <w:pPr>
+        <w:pStyle w:val="Heading2"/>
         <w:keepNext/>
         <w:pBdr>
           <w:bottom w:val="single" w:sz="8" w:space="3" w:color="003A70"/>
@@ -2202,7 +2220,7 @@
         <w:tabs>
           <w:tab w:val="right" w:pos="9504"/>
         </w:tabs>
-        <w:spacing w:before="50" w:after="36" w:line="240" w:lineRule="auto"/>
+        <w:spacing w:before="25" w:after="18" w:line="240" w:lineRule="auto"/>
       </w:pPr>
       <w:r>
         <w:rPr>
@@ -2210,7 +2228,7 @@
           <w:b/>
           <w:color w:val="003A70"/>
           <w:spacing w:val="14"/>
-          <w:sz w:val="19"/>
+          <w:sz w:val="22"/>
           <w:szCs w:val="19"/>
         </w:rPr>
         <w:t xml:space="preserve">WATCH ME</w:t>
@@ -2229,7 +2247,7 @@
           <w:rFonts w:ascii="Avenir Next" w:hAnsi="Avenir Next" w:cs="Avenir Next" w:eastAsia="Avenir Next"/>
           <w:i/>
           <w:color w:val="5A5F66"/>
-          <w:sz w:val="17"/>
+          <w:sz w:val="22"/>
           <w:szCs w:val="17"/>
         </w:rPr>
         <w:t xml:space="preserve">the steps in action</w:t>
@@ -2271,14 +2289,14 @@
           </w:tcPr>
           <w:p>
             <w:pPr>
-              <w:spacing w:before="0" w:after="40" w:line="264" w:lineRule="auto"/>
+              <w:spacing w:before="0" w:after="20" w:line="240" w:lineRule="auto"/>
             </w:pPr>
             <w:r>
               <w:rPr>
                 <w:rFonts w:ascii="Avenir Next" w:hAnsi="Avenir Next" w:cs="Avenir Next" w:eastAsia="Avenir Next"/>
                 <w:b/>
                 <w:color w:val="1A1A1A"/>
-                <w:sz w:val="21"/>
+                <w:sz w:val="22"/>
                 <w:szCs w:val="21"/>
               </w:rPr>
               <w:t xml:space="preserve">Plot −4.</w:t>
@@ -2289,7 +2307,7 @@
               <w:tabs>
                 <w:tab w:val="left" w:pos="950"/>
               </w:tabs>
-              <w:spacing w:before="0" w:after="24" w:line="256" w:lineRule="auto"/>
+              <w:spacing w:before="0" w:after="12" w:line="240" w:lineRule="auto"/>
               <w:ind w:left="950" w:hanging="950"/>
             </w:pPr>
             <w:r>
@@ -2297,25 +2315,25 @@
                 <w:rFonts w:ascii="Avenir Next" w:hAnsi="Avenir Next" w:cs="Avenir Next" w:eastAsia="Avenir Next"/>
                 <w:b/>
                 <w:color w:val="003A70"/>
+                <w:sz w:val="22"/>
+                <w:szCs w:val="19"/>
+              </w:rPr>
+              <w:t xml:space="preserve">Step 1</w:t>
+            </w:r>
+            <w:r>
+              <w:rPr>
+                <w:rFonts w:ascii="Avenir Next" w:hAnsi="Avenir Next" w:cs="Avenir Next" w:eastAsia="Avenir Next"/>
+                <w:color w:val="1A1A1A"/>
                 <w:sz w:val="19"/>
                 <w:szCs w:val="19"/>
               </w:rPr>
-              <w:t xml:space="preserve">Step 1</w:t>
-            </w:r>
-            <w:r>
-              <w:rPr>
-                <w:rFonts w:ascii="Avenir Next" w:hAnsi="Avenir Next" w:cs="Avenir Next" w:eastAsia="Avenir Next"/>
-                <w:color w:val="1A1A1A"/>
-                <w:sz w:val="19"/>
-                <w:szCs w:val="19"/>
-              </w:rPr>
               <w:tab/>
             </w:r>
             <w:r>
               <w:rPr>
                 <w:rFonts w:ascii="Avenir Next" w:hAnsi="Avenir Next" w:cs="Avenir Next" w:eastAsia="Avenir Next"/>
                 <w:color w:val="1A1A1A"/>
-                <w:sz w:val="21"/>
+                <w:sz w:val="22"/>
                 <w:szCs w:val="21"/>
               </w:rPr>
               <w:t xml:space="preserve">Start at 0.</w:t>
@@ -2326,7 +2344,7 @@
               <w:tabs>
                 <w:tab w:val="left" w:pos="950"/>
               </w:tabs>
-              <w:spacing w:before="0" w:after="24" w:line="256" w:lineRule="auto"/>
+              <w:spacing w:before="0" w:after="12" w:line="240" w:lineRule="auto"/>
               <w:ind w:left="950" w:hanging="950"/>
             </w:pPr>
             <w:r>
@@ -2334,25 +2352,25 @@
                 <w:rFonts w:ascii="Avenir Next" w:hAnsi="Avenir Next" w:cs="Avenir Next" w:eastAsia="Avenir Next"/>
                 <w:b/>
                 <w:color w:val="003A70"/>
+                <w:sz w:val="22"/>
+                <w:szCs w:val="19"/>
+              </w:rPr>
+              <w:t xml:space="preserve">Step 2</w:t>
+            </w:r>
+            <w:r>
+              <w:rPr>
+                <w:rFonts w:ascii="Avenir Next" w:hAnsi="Avenir Next" w:cs="Avenir Next" w:eastAsia="Avenir Next"/>
+                <w:color w:val="1A1A1A"/>
                 <w:sz w:val="19"/>
                 <w:szCs w:val="19"/>
               </w:rPr>
-              <w:t xml:space="preserve">Step 2</w:t>
-            </w:r>
-            <w:r>
-              <w:rPr>
-                <w:rFonts w:ascii="Avenir Next" w:hAnsi="Avenir Next" w:cs="Avenir Next" w:eastAsia="Avenir Next"/>
-                <w:color w:val="1A1A1A"/>
-                <w:sz w:val="19"/>
-                <w:szCs w:val="19"/>
-              </w:rPr>
               <w:tab/>
             </w:r>
             <w:r>
               <w:rPr>
                 <w:rFonts w:ascii="Avenir Next" w:hAnsi="Avenir Next" w:cs="Avenir Next" w:eastAsia="Avenir Next"/>
                 <w:color w:val="1A1A1A"/>
-                <w:sz w:val="21"/>
+                <w:sz w:val="22"/>
                 <w:szCs w:val="21"/>
               </w:rPr>
               <w:t xml:space="preserve">The sign is −, so go left.</w:t>
@@ -2363,7 +2381,7 @@
               <w:tabs>
                 <w:tab w:val="left" w:pos="950"/>
               </w:tabs>
-              <w:spacing w:before="0" w:after="24" w:line="256" w:lineRule="auto"/>
+              <w:spacing w:before="0" w:after="12" w:line="240" w:lineRule="auto"/>
               <w:ind w:left="950" w:hanging="950"/>
             </w:pPr>
             <w:r>
@@ -2371,25 +2389,25 @@
                 <w:rFonts w:ascii="Avenir Next" w:hAnsi="Avenir Next" w:cs="Avenir Next" w:eastAsia="Avenir Next"/>
                 <w:b/>
                 <w:color w:val="003A70"/>
+                <w:sz w:val="22"/>
+                <w:szCs w:val="19"/>
+              </w:rPr>
+              <w:t xml:space="preserve">Step 3</w:t>
+            </w:r>
+            <w:r>
+              <w:rPr>
+                <w:rFonts w:ascii="Avenir Next" w:hAnsi="Avenir Next" w:cs="Avenir Next" w:eastAsia="Avenir Next"/>
+                <w:color w:val="1A1A1A"/>
                 <w:sz w:val="19"/>
                 <w:szCs w:val="19"/>
               </w:rPr>
-              <w:t xml:space="preserve">Step 3</w:t>
-            </w:r>
-            <w:r>
-              <w:rPr>
-                <w:rFonts w:ascii="Avenir Next" w:hAnsi="Avenir Next" w:cs="Avenir Next" w:eastAsia="Avenir Next"/>
-                <w:color w:val="1A1A1A"/>
-                <w:sz w:val="19"/>
-                <w:szCs w:val="19"/>
-              </w:rPr>
               <w:tab/>
             </w:r>
             <w:r>
               <w:rPr>
                 <w:rFonts w:ascii="Avenir Next" w:hAnsi="Avenir Next" w:cs="Avenir Next" w:eastAsia="Avenir Next"/>
                 <w:color w:val="1A1A1A"/>
-                <w:sz w:val="21"/>
+                <w:sz w:val="22"/>
                 <w:szCs w:val="21"/>
               </w:rPr>
               <w:t xml:space="preserve">Count 4 units. Mark −4.</w:t>
@@ -2400,7 +2418,7 @@
               <w:tabs>
                 <w:tab w:val="left" w:pos="950"/>
               </w:tabs>
-              <w:spacing w:before="20" w:after="0" w:line="256" w:lineRule="auto"/>
+              <w:spacing w:before="10" w:after="0" w:line="240" w:lineRule="auto"/>
               <w:ind w:left="950" w:hanging="950"/>
             </w:pPr>
             <w:r>
@@ -2408,18 +2426,18 @@
                 <w:rFonts w:ascii="Avenir Next" w:hAnsi="Avenir Next" w:cs="Avenir Next" w:eastAsia="Avenir Next"/>
                 <w:b/>
                 <w:color w:val="1A1A1A"/>
+                <w:sz w:val="22"/>
+                <w:szCs w:val="21"/>
+              </w:rPr>
+              <w:t xml:space="preserve">Answer</w:t>
+            </w:r>
+            <w:r>
+              <w:rPr>
+                <w:rFonts w:ascii="Avenir Next" w:hAnsi="Avenir Next" w:cs="Avenir Next" w:eastAsia="Avenir Next"/>
+                <w:color w:val="1A1A1A"/>
                 <w:sz w:val="21"/>
                 <w:szCs w:val="21"/>
               </w:rPr>
-              <w:t xml:space="preserve">Answer</w:t>
-            </w:r>
-            <w:r>
-              <w:rPr>
-                <w:rFonts w:ascii="Avenir Next" w:hAnsi="Avenir Next" w:cs="Avenir Next" w:eastAsia="Avenir Next"/>
-                <w:color w:val="1A1A1A"/>
-                <w:sz w:val="21"/>
-                <w:szCs w:val="21"/>
-              </w:rPr>
               <w:tab/>
             </w:r>
             <w:r>
@@ -2427,7 +2445,7 @@
                 <w:rFonts w:ascii="Avenir Next" w:hAnsi="Avenir Next" w:cs="Avenir Next" w:eastAsia="Avenir Next"/>
                 <w:b/>
                 <w:color w:val="1A1A1A"/>
-                <w:sz w:val="21"/>
+                <w:sz w:val="22"/>
                 <w:szCs w:val="21"/>
               </w:rPr>
               <w:t xml:space="preserve">−4 is 4 units left of 0.</w:t>
@@ -2441,14 +2459,14 @@
           </w:tcPr>
           <w:p>
             <w:pPr>
-              <w:spacing w:before="0" w:after="0" w:line="264" w:lineRule="auto"/>
+              <w:spacing w:before="0" w:after="0" w:line="240" w:lineRule="auto"/>
               <w:jc w:val="right"/>
             </w:pPr>
             <w:r>
               <w:drawing>
                 <wp:inline distT="0" distB="0" distL="0" distR="0">
                   <wp:extent cx="2743200" cy="731520"/>
-                  <wp:docPr id="1" name="Figure 1"/>
+                  <wp:docPr id="1" name="Figure 1" descr="Number line from -5 to 5, ticks every 1. Points: x: -4; label: −4."/>
                   <a:graphic xmlns:a="http://schemas.openxmlformats.org/drawingml/2006/main">
                     <a:graphicData uri="http://schemas.openxmlformats.org/drawingml/2006/picture">
                       <pic:pic xmlns:pic="http://schemas.openxmlformats.org/drawingml/2006/picture">
@@ -2488,6 +2506,7 @@
     </w:p>
     <w:p>
       <w:pPr>
+        <w:pStyle w:val="Heading2"/>
         <w:keepNext/>
         <w:pBdr>
           <w:bottom w:val="single" w:sz="8" w:space="3" w:color="003A70"/>
@@ -2495,7 +2514,7 @@
         <w:tabs>
           <w:tab w:val="right" w:pos="9504"/>
         </w:tabs>
-        <w:spacing w:before="50" w:after="36" w:line="240" w:lineRule="auto"/>
+        <w:spacing w:before="25" w:after="18" w:line="240" w:lineRule="auto"/>
       </w:pPr>
       <w:r>
         <w:rPr>
@@ -2503,7 +2522,7 @@
           <w:b/>
           <w:color w:val="003A70"/>
           <w:spacing w:val="14"/>
-          <w:sz w:val="19"/>
+          <w:sz w:val="22"/>
           <w:szCs w:val="19"/>
         </w:rPr>
         <w:t xml:space="preserve">TRY IT WITH HELP</w:t>
@@ -2517,6 +2536,445 @@
         </w:rPr>
         <w:tab/>
       </w:r>
+      <w:r>
+        <w:rPr>
+          <w:rFonts w:ascii="Avenir Next" w:hAnsi="Avenir Next" w:cs="Avenir Next" w:eastAsia="Avenir Next"/>
+          <w:i/>
+          <w:color w:val="5A5F66"/>
+          <w:sz w:val="22"/>
+          <w:szCs w:val="17"/>
+        </w:rPr>
+        <w:t xml:space="preserve">fill in each step</w:t>
+      </w:r>
+    </w:p>
+    <w:p>
+      <w:pPr>
+        <w:keepNext/>
+        <w:tabs>
+          <w:tab w:val="left" w:pos="432"/>
+        </w:tabs>
+        <w:spacing w:before="45" w:after="20" w:line="240" w:lineRule="auto"/>
+        <w:ind w:left="432" w:hanging="432"/>
+      </w:pPr>
+      <w:r>
+        <w:rPr>
+          <w:rFonts w:ascii="Avenir Next" w:hAnsi="Avenir Next" w:cs="Avenir Next" w:eastAsia="Avenir Next"/>
+          <w:b/>
+          <w:color w:val="1A1A1A"/>
+          <w:sz w:val="22"/>
+          <w:szCs w:val="22"/>
+        </w:rPr>
+        <w:t xml:space="preserve">4.</w:t>
+      </w:r>
+      <w:r>
+        <w:rPr>
+          <w:rFonts w:ascii="Avenir Next" w:hAnsi="Avenir Next" w:cs="Avenir Next" w:eastAsia="Avenir Next"/>
+          <w:color w:val="1A1A1A"/>
+          <w:sz w:val="22"/>
+          <w:szCs w:val="22"/>
+        </w:rPr>
+        <w:tab/>
+      </w:r>
+      <w:r>
+        <w:rPr>
+          <w:rFonts w:ascii="Avenir Next" w:hAnsi="Avenir Next" w:cs="Avenir Next" w:eastAsia="Avenir Next"/>
+          <w:color w:val="1A1A1A"/>
+          <w:sz w:val="22"/>
+          <w:szCs w:val="22"/>
+        </w:rPr>
+        <w:t xml:space="preserve">Plot 3.</w:t>
+      </w:r>
+    </w:p>
+    <w:p>
+      <w:pPr>
+        <w:keepNext/>
+        <w:tabs>
+          <w:tab w:val="left" w:pos="1300"/>
+        </w:tabs>
+        <w:spacing w:before="0" w:after="12" w:line="240" w:lineRule="auto"/>
+        <w:ind w:left="1300" w:hanging="868"/>
+      </w:pPr>
+      <w:r>
+        <w:rPr>
+          <w:rFonts w:ascii="Avenir Next" w:hAnsi="Avenir Next" w:cs="Avenir Next" w:eastAsia="Avenir Next"/>
+          <w:b/>
+          <w:color w:val="003A70"/>
+          <w:sz w:val="22"/>
+          <w:szCs w:val="18"/>
+        </w:rPr>
+        <w:t xml:space="preserve">Step 1</w:t>
+      </w:r>
+      <w:r>
+        <w:rPr>
+          <w:rFonts w:ascii="Avenir Next" w:hAnsi="Avenir Next" w:cs="Avenir Next" w:eastAsia="Avenir Next"/>
+          <w:color w:val="1A1A1A"/>
+          <w:sz w:val="18"/>
+          <w:szCs w:val="18"/>
+        </w:rPr>
+        <w:tab/>
+      </w:r>
+      <w:r>
+        <w:rPr>
+          <w:rFonts w:ascii="Avenir Next" w:hAnsi="Avenir Next" w:cs="Avenir Next" w:eastAsia="Avenir Next"/>
+          <w:color w:val="1A1A1A"/>
+          <w:sz w:val="22"/>
+          <w:szCs w:val="21"/>
+        </w:rPr>
+        <w:t xml:space="preserve">Start at </w:t>
+      </w:r>
+      <w:r>
+        <w:rPr>
+          <w:rFonts w:ascii="Avenir Next" w:hAnsi="Avenir Next" w:cs="Avenir Next" w:eastAsia="Avenir Next"/>
+          <w:color w:val="1A1A1A"/>
+          <w:sz w:val="21"/>
+          <w:szCs w:val="21"/>
+          <w:u w:val="single"/>
+        </w:rPr>
+        <w:t xml:space="preserve">                </w:t>
+      </w:r>
+      <w:r>
+        <w:rPr>
+          <w:rFonts w:ascii="Avenir Next" w:hAnsi="Avenir Next" w:cs="Avenir Next" w:eastAsia="Avenir Next"/>
+          <w:color w:val="1A1A1A"/>
+          <w:sz w:val="22"/>
+          <w:szCs w:val="21"/>
+        </w:rPr>
+        <w:t xml:space="preserve">.</w:t>
+      </w:r>
+    </w:p>
+    <w:p>
+      <w:pPr>
+        <w:keepNext/>
+        <w:tabs>
+          <w:tab w:val="left" w:pos="1300"/>
+        </w:tabs>
+        <w:spacing w:before="0" w:after="12" w:line="240" w:lineRule="auto"/>
+        <w:ind w:left="1300" w:hanging="868"/>
+      </w:pPr>
+      <w:r>
+        <w:rPr>
+          <w:rFonts w:ascii="Avenir Next" w:hAnsi="Avenir Next" w:cs="Avenir Next" w:eastAsia="Avenir Next"/>
+          <w:b/>
+          <w:color w:val="003A70"/>
+          <w:sz w:val="22"/>
+          <w:szCs w:val="18"/>
+        </w:rPr>
+        <w:t xml:space="preserve">Step 2</w:t>
+      </w:r>
+      <w:r>
+        <w:rPr>
+          <w:rFonts w:ascii="Avenir Next" w:hAnsi="Avenir Next" w:cs="Avenir Next" w:eastAsia="Avenir Next"/>
+          <w:color w:val="1A1A1A"/>
+          <w:sz w:val="18"/>
+          <w:szCs w:val="18"/>
+        </w:rPr>
+        <w:tab/>
+      </w:r>
+      <w:r>
+        <w:rPr>
+          <w:rFonts w:ascii="Avenir Next" w:hAnsi="Avenir Next" w:cs="Avenir Next" w:eastAsia="Avenir Next"/>
+          <w:color w:val="1A1A1A"/>
+          <w:sz w:val="22"/>
+          <w:szCs w:val="21"/>
+        </w:rPr>
+        <w:t xml:space="preserve">The sign is +, so go </w:t>
+      </w:r>
+      <w:r>
+        <w:rPr>
+          <w:rFonts w:ascii="Avenir Next" w:hAnsi="Avenir Next" w:cs="Avenir Next" w:eastAsia="Avenir Next"/>
+          <w:color w:val="1A1A1A"/>
+          <w:sz w:val="21"/>
+          <w:szCs w:val="21"/>
+          <w:u w:val="single"/>
+        </w:rPr>
+        <w:t xml:space="preserve">                </w:t>
+      </w:r>
+      <w:r>
+        <w:rPr>
+          <w:rFonts w:ascii="Avenir Next" w:hAnsi="Avenir Next" w:cs="Avenir Next" w:eastAsia="Avenir Next"/>
+          <w:color w:val="1A1A1A"/>
+          <w:sz w:val="22"/>
+          <w:szCs w:val="21"/>
+        </w:rPr>
+        <w:t xml:space="preserve">.</w:t>
+      </w:r>
+    </w:p>
+    <w:p>
+      <w:pPr>
+        <w:keepNext/>
+        <w:tabs>
+          <w:tab w:val="left" w:pos="1300"/>
+        </w:tabs>
+        <w:spacing w:before="0" w:after="12" w:line="240" w:lineRule="auto"/>
+        <w:ind w:left="1300" w:hanging="868"/>
+      </w:pPr>
+      <w:r>
+        <w:rPr>
+          <w:rFonts w:ascii="Avenir Next" w:hAnsi="Avenir Next" w:cs="Avenir Next" w:eastAsia="Avenir Next"/>
+          <w:b/>
+          <w:color w:val="003A70"/>
+          <w:sz w:val="22"/>
+          <w:szCs w:val="18"/>
+        </w:rPr>
+        <w:t xml:space="preserve">Step 3</w:t>
+      </w:r>
+      <w:r>
+        <w:rPr>
+          <w:rFonts w:ascii="Avenir Next" w:hAnsi="Avenir Next" w:cs="Avenir Next" w:eastAsia="Avenir Next"/>
+          <w:color w:val="1A1A1A"/>
+          <w:sz w:val="18"/>
+          <w:szCs w:val="18"/>
+        </w:rPr>
+        <w:tab/>
+      </w:r>
+      <w:r>
+        <w:rPr>
+          <w:rFonts w:ascii="Avenir Next" w:hAnsi="Avenir Next" w:cs="Avenir Next" w:eastAsia="Avenir Next"/>
+          <w:color w:val="1A1A1A"/>
+          <w:sz w:val="22"/>
+          <w:szCs w:val="21"/>
+        </w:rPr>
+        <w:t xml:space="preserve">Count </w:t>
+      </w:r>
+      <w:r>
+        <w:rPr>
+          <w:rFonts w:ascii="Avenir Next" w:hAnsi="Avenir Next" w:cs="Avenir Next" w:eastAsia="Avenir Next"/>
+          <w:color w:val="1A1A1A"/>
+          <w:sz w:val="21"/>
+          <w:szCs w:val="21"/>
+          <w:u w:val="single"/>
+        </w:rPr>
+        <w:t xml:space="preserve">                </w:t>
+      </w:r>
+      <w:r>
+        <w:rPr>
+          <w:rFonts w:ascii="Avenir Next" w:hAnsi="Avenir Next" w:cs="Avenir Next" w:eastAsia="Avenir Next"/>
+          <w:color w:val="1A1A1A"/>
+          <w:sz w:val="22"/>
+          <w:szCs w:val="21"/>
+        </w:rPr>
+        <w:t xml:space="preserve"> units. Mark the point.</w:t>
+      </w:r>
+    </w:p>
+    <w:p>
+      <w:pPr>
+        <w:spacing w:before="0" w:after="0" w:line="20" w:lineRule="exact"/>
+      </w:pPr>
+    </w:p>
+    <w:p>
+      <w:pPr>
+        <w:keepNext/>
+        <w:tabs>
+          <w:tab w:val="left" w:pos="432"/>
+        </w:tabs>
+        <w:spacing w:before="45" w:after="20" w:line="240" w:lineRule="auto"/>
+        <w:ind w:left="432" w:hanging="432"/>
+      </w:pPr>
+      <w:r>
+        <w:rPr>
+          <w:rFonts w:ascii="Avenir Next" w:hAnsi="Avenir Next" w:cs="Avenir Next" w:eastAsia="Avenir Next"/>
+          <w:b/>
+          <w:color w:val="1A1A1A"/>
+          <w:sz w:val="22"/>
+          <w:szCs w:val="22"/>
+        </w:rPr>
+        <w:t xml:space="preserve">5.</w:t>
+      </w:r>
+      <w:r>
+        <w:rPr>
+          <w:rFonts w:ascii="Avenir Next" w:hAnsi="Avenir Next" w:cs="Avenir Next" w:eastAsia="Avenir Next"/>
+          <w:color w:val="1A1A1A"/>
+          <w:sz w:val="22"/>
+          <w:szCs w:val="22"/>
+        </w:rPr>
+        <w:tab/>
+      </w:r>
+      <w:r>
+        <w:rPr>
+          <w:rFonts w:ascii="Avenir Next" w:hAnsi="Avenir Next" w:cs="Avenir Next" w:eastAsia="Avenir Next"/>
+          <w:color w:val="1A1A1A"/>
+          <w:sz w:val="22"/>
+          <w:szCs w:val="22"/>
+        </w:rPr>
+        <w:t xml:space="preserve">Plot −6.</w:t>
+      </w:r>
+    </w:p>
+    <w:p>
+      <w:pPr>
+        <w:keepNext/>
+        <w:tabs>
+          <w:tab w:val="left" w:pos="1300"/>
+        </w:tabs>
+        <w:spacing w:before="0" w:after="12" w:line="240" w:lineRule="auto"/>
+        <w:ind w:left="1300" w:hanging="868"/>
+      </w:pPr>
+      <w:r>
+        <w:rPr>
+          <w:rFonts w:ascii="Avenir Next" w:hAnsi="Avenir Next" w:cs="Avenir Next" w:eastAsia="Avenir Next"/>
+          <w:b/>
+          <w:color w:val="003A70"/>
+          <w:sz w:val="22"/>
+          <w:szCs w:val="18"/>
+        </w:rPr>
+        <w:t xml:space="preserve">Step 1</w:t>
+      </w:r>
+      <w:r>
+        <w:rPr>
+          <w:rFonts w:ascii="Avenir Next" w:hAnsi="Avenir Next" w:cs="Avenir Next" w:eastAsia="Avenir Next"/>
+          <w:color w:val="1A1A1A"/>
+          <w:sz w:val="18"/>
+          <w:szCs w:val="18"/>
+        </w:rPr>
+        <w:tab/>
+      </w:r>
+      <w:r>
+        <w:rPr>
+          <w:rFonts w:ascii="Avenir Next" w:hAnsi="Avenir Next" w:cs="Avenir Next" w:eastAsia="Avenir Next"/>
+          <w:color w:val="1A1A1A"/>
+          <w:sz w:val="22"/>
+          <w:szCs w:val="21"/>
+        </w:rPr>
+        <w:t xml:space="preserve">Start at </w:t>
+      </w:r>
+      <w:r>
+        <w:rPr>
+          <w:rFonts w:ascii="Avenir Next" w:hAnsi="Avenir Next" w:cs="Avenir Next" w:eastAsia="Avenir Next"/>
+          <w:color w:val="1A1A1A"/>
+          <w:sz w:val="21"/>
+          <w:szCs w:val="21"/>
+          <w:u w:val="single"/>
+        </w:rPr>
+        <w:t xml:space="preserve">                </w:t>
+      </w:r>
+      <w:r>
+        <w:rPr>
+          <w:rFonts w:ascii="Avenir Next" w:hAnsi="Avenir Next" w:cs="Avenir Next" w:eastAsia="Avenir Next"/>
+          <w:color w:val="1A1A1A"/>
+          <w:sz w:val="22"/>
+          <w:szCs w:val="21"/>
+        </w:rPr>
+        <w:t xml:space="preserve">.</w:t>
+      </w:r>
+    </w:p>
+    <w:p>
+      <w:pPr>
+        <w:keepNext/>
+        <w:tabs>
+          <w:tab w:val="left" w:pos="1300"/>
+        </w:tabs>
+        <w:spacing w:before="0" w:after="12" w:line="240" w:lineRule="auto"/>
+        <w:ind w:left="1300" w:hanging="868"/>
+      </w:pPr>
+      <w:r>
+        <w:rPr>
+          <w:rFonts w:ascii="Avenir Next" w:hAnsi="Avenir Next" w:cs="Avenir Next" w:eastAsia="Avenir Next"/>
+          <w:b/>
+          <w:color w:val="003A70"/>
+          <w:sz w:val="22"/>
+          <w:szCs w:val="18"/>
+        </w:rPr>
+        <w:t xml:space="preserve">Step 2</w:t>
+      </w:r>
+      <w:r>
+        <w:rPr>
+          <w:rFonts w:ascii="Avenir Next" w:hAnsi="Avenir Next" w:cs="Avenir Next" w:eastAsia="Avenir Next"/>
+          <w:color w:val="1A1A1A"/>
+          <w:sz w:val="18"/>
+          <w:szCs w:val="18"/>
+        </w:rPr>
+        <w:tab/>
+      </w:r>
+      <w:r>
+        <w:rPr>
+          <w:rFonts w:ascii="Avenir Next" w:hAnsi="Avenir Next" w:cs="Avenir Next" w:eastAsia="Avenir Next"/>
+          <w:color w:val="1A1A1A"/>
+          <w:sz w:val="22"/>
+          <w:szCs w:val="21"/>
+        </w:rPr>
+        <w:t xml:space="preserve">The sign is −, so go </w:t>
+      </w:r>
+      <w:r>
+        <w:rPr>
+          <w:rFonts w:ascii="Avenir Next" w:hAnsi="Avenir Next" w:cs="Avenir Next" w:eastAsia="Avenir Next"/>
+          <w:color w:val="1A1A1A"/>
+          <w:sz w:val="21"/>
+          <w:szCs w:val="21"/>
+          <w:u w:val="single"/>
+        </w:rPr>
+        <w:t xml:space="preserve">                </w:t>
+      </w:r>
+      <w:r>
+        <w:rPr>
+          <w:rFonts w:ascii="Avenir Next" w:hAnsi="Avenir Next" w:cs="Avenir Next" w:eastAsia="Avenir Next"/>
+          <w:color w:val="1A1A1A"/>
+          <w:sz w:val="22"/>
+          <w:szCs w:val="21"/>
+        </w:rPr>
+        <w:t xml:space="preserve">.</w:t>
+      </w:r>
+    </w:p>
+    <w:p>
+      <w:pPr>
+        <w:keepNext/>
+        <w:tabs>
+          <w:tab w:val="left" w:pos="1300"/>
+        </w:tabs>
+        <w:spacing w:before="0" w:after="12" w:line="240" w:lineRule="auto"/>
+        <w:ind w:left="1300" w:hanging="868"/>
+      </w:pPr>
+      <w:r>
+        <w:rPr>
+          <w:rFonts w:ascii="Avenir Next" w:hAnsi="Avenir Next" w:cs="Avenir Next" w:eastAsia="Avenir Next"/>
+          <w:b/>
+          <w:color w:val="003A70"/>
+          <w:sz w:val="22"/>
+          <w:szCs w:val="18"/>
+        </w:rPr>
+        <w:t xml:space="preserve">Step 3</w:t>
+      </w:r>
+      <w:r>
+        <w:rPr>
+          <w:rFonts w:ascii="Avenir Next" w:hAnsi="Avenir Next" w:cs="Avenir Next" w:eastAsia="Avenir Next"/>
+          <w:color w:val="1A1A1A"/>
+          <w:sz w:val="18"/>
+          <w:szCs w:val="18"/>
+        </w:rPr>
+        <w:tab/>
+      </w:r>
+      <w:r>
+        <w:rPr>
+          <w:rFonts w:ascii="Avenir Next" w:hAnsi="Avenir Next" w:cs="Avenir Next" w:eastAsia="Avenir Next"/>
+          <w:color w:val="1A1A1A"/>
+          <w:sz w:val="22"/>
+          <w:szCs w:val="21"/>
+        </w:rPr>
+        <w:t xml:space="preserve">Count </w:t>
+      </w:r>
+      <w:r>
+        <w:rPr>
+          <w:rFonts w:ascii="Avenir Next" w:hAnsi="Avenir Next" w:cs="Avenir Next" w:eastAsia="Avenir Next"/>
+          <w:color w:val="1A1A1A"/>
+          <w:sz w:val="21"/>
+          <w:szCs w:val="21"/>
+          <w:u w:val="single"/>
+        </w:rPr>
+        <w:t xml:space="preserve">                </w:t>
+      </w:r>
+      <w:r>
+        <w:rPr>
+          <w:rFonts w:ascii="Avenir Next" w:hAnsi="Avenir Next" w:cs="Avenir Next" w:eastAsia="Avenir Next"/>
+          <w:color w:val="1A1A1A"/>
+          <w:sz w:val="22"/>
+          <w:szCs w:val="21"/>
+        </w:rPr>
+        <w:t xml:space="preserve"> units. Mark the point.</w:t>
+      </w:r>
+    </w:p>
+    <w:p>
+      <w:pPr>
+        <w:spacing w:before="15" w:after="15" w:line="240" w:lineRule="auto"/>
+        <w:ind w:left="432"/>
+      </w:pPr>
       <w:r>
         <w:rPr>
           <w:rFonts w:ascii="Avenir Next" w:hAnsi="Avenir Next" w:cs="Avenir Next" w:eastAsia="Avenir Next"/>
@@ -2525,216 +2983,40 @@
           <w:sz w:val="17"/>
           <w:szCs w:val="17"/>
         </w:rPr>
-        <w:t xml:space="preserve">fill in each step</w:t>
-      </w:r>
-    </w:p>
-    <w:p>
-      <w:pPr>
-        <w:keepNext/>
-        <w:tabs>
-          <w:tab w:val="left" w:pos="432"/>
-        </w:tabs>
-        <w:spacing w:before="90" w:after="40" w:line="268" w:lineRule="auto"/>
-        <w:ind w:left="432" w:hanging="432"/>
-      </w:pPr>
-      <w:r>
-        <w:rPr>
-          <w:rFonts w:ascii="Avenir Next" w:hAnsi="Avenir Next" w:cs="Avenir Next" w:eastAsia="Avenir Next"/>
-          <w:b/>
-          <w:color w:val="1A1A1A"/>
-          <w:sz w:val="22"/>
-          <w:szCs w:val="22"/>
-        </w:rPr>
-        <w:t xml:space="preserve">4.</w:t>
-      </w:r>
-      <w:r>
-        <w:rPr>
-          <w:rFonts w:ascii="Avenir Next" w:hAnsi="Avenir Next" w:cs="Avenir Next" w:eastAsia="Avenir Next"/>
-          <w:color w:val="1A1A1A"/>
-          <w:sz w:val="22"/>
-          <w:szCs w:val="22"/>
-        </w:rPr>
-        <w:tab/>
-      </w:r>
-      <w:r>
-        <w:rPr>
-          <w:rFonts w:ascii="Avenir Next" w:hAnsi="Avenir Next" w:cs="Avenir Next" w:eastAsia="Avenir Next"/>
-          <w:color w:val="1A1A1A"/>
-          <w:sz w:val="22"/>
-          <w:szCs w:val="22"/>
-        </w:rPr>
-        <w:t xml:space="preserve">Plot 3.</w:t>
-      </w:r>
-    </w:p>
-    <w:p>
-      <w:pPr>
-        <w:keepNext/>
-        <w:tabs>
-          <w:tab w:val="left" w:pos="1300"/>
-        </w:tabs>
-        <w:spacing w:before="0" w:after="24" w:line="272" w:lineRule="auto"/>
-        <w:ind w:left="1300" w:hanging="868"/>
-      </w:pPr>
-      <w:r>
-        <w:rPr>
-          <w:rFonts w:ascii="Avenir Next" w:hAnsi="Avenir Next" w:cs="Avenir Next" w:eastAsia="Avenir Next"/>
-          <w:b/>
-          <w:color w:val="003A70"/>
-          <w:sz w:val="18"/>
-          <w:szCs w:val="18"/>
-        </w:rPr>
-        <w:t xml:space="preserve">Step 1</w:t>
-      </w:r>
-      <w:r>
-        <w:rPr>
-          <w:rFonts w:ascii="Avenir Next" w:hAnsi="Avenir Next" w:cs="Avenir Next" w:eastAsia="Avenir Next"/>
-          <w:color w:val="1A1A1A"/>
-          <w:sz w:val="18"/>
-          <w:szCs w:val="18"/>
-        </w:rPr>
-        <w:tab/>
-      </w:r>
-      <w:r>
-        <w:rPr>
-          <w:rFonts w:ascii="Avenir Next" w:hAnsi="Avenir Next" w:cs="Avenir Next" w:eastAsia="Avenir Next"/>
-          <w:color w:val="1A1A1A"/>
-          <w:sz w:val="21"/>
-          <w:szCs w:val="21"/>
-        </w:rPr>
-        <w:t xml:space="preserve">Start at </w:t>
-      </w:r>
-      <w:r>
-        <w:rPr>
-          <w:rFonts w:ascii="Avenir Next" w:hAnsi="Avenir Next" w:cs="Avenir Next" w:eastAsia="Avenir Next"/>
-          <w:color w:val="1A1A1A"/>
-          <w:sz w:val="21"/>
-          <w:szCs w:val="21"/>
-          <w:u w:val="single"/>
-        </w:rPr>
-        <w:t xml:space="preserve">                </w:t>
-      </w:r>
-      <w:r>
-        <w:rPr>
-          <w:rFonts w:ascii="Avenir Next" w:hAnsi="Avenir Next" w:cs="Avenir Next" w:eastAsia="Avenir Next"/>
-          <w:color w:val="1A1A1A"/>
-          <w:sz w:val="21"/>
-          <w:szCs w:val="21"/>
-        </w:rPr>
-        <w:t xml:space="preserve">.</w:t>
-      </w:r>
-    </w:p>
-    <w:p>
-      <w:pPr>
-        <w:keepNext/>
-        <w:tabs>
-          <w:tab w:val="left" w:pos="1300"/>
-        </w:tabs>
-        <w:spacing w:before="0" w:after="24" w:line="272" w:lineRule="auto"/>
-        <w:ind w:left="1300" w:hanging="868"/>
-      </w:pPr>
-      <w:r>
-        <w:rPr>
-          <w:rFonts w:ascii="Avenir Next" w:hAnsi="Avenir Next" w:cs="Avenir Next" w:eastAsia="Avenir Next"/>
-          <w:b/>
-          <w:color w:val="003A70"/>
-          <w:sz w:val="18"/>
-          <w:szCs w:val="18"/>
-        </w:rPr>
-        <w:t xml:space="preserve">Step 2</w:t>
-      </w:r>
-      <w:r>
-        <w:rPr>
-          <w:rFonts w:ascii="Avenir Next" w:hAnsi="Avenir Next" w:cs="Avenir Next" w:eastAsia="Avenir Next"/>
-          <w:color w:val="1A1A1A"/>
-          <w:sz w:val="18"/>
-          <w:szCs w:val="18"/>
-        </w:rPr>
-        <w:tab/>
-      </w:r>
-      <w:r>
-        <w:rPr>
-          <w:rFonts w:ascii="Avenir Next" w:hAnsi="Avenir Next" w:cs="Avenir Next" w:eastAsia="Avenir Next"/>
-          <w:color w:val="1A1A1A"/>
-          <w:sz w:val="21"/>
-          <w:szCs w:val="21"/>
-        </w:rPr>
-        <w:t xml:space="preserve">The sign is +, so go </w:t>
-      </w:r>
-      <w:r>
-        <w:rPr>
-          <w:rFonts w:ascii="Avenir Next" w:hAnsi="Avenir Next" w:cs="Avenir Next" w:eastAsia="Avenir Next"/>
-          <w:color w:val="1A1A1A"/>
-          <w:sz w:val="21"/>
-          <w:szCs w:val="21"/>
-          <w:u w:val="single"/>
-        </w:rPr>
-        <w:t xml:space="preserve">                </w:t>
-      </w:r>
-      <w:r>
-        <w:rPr>
-          <w:rFonts w:ascii="Avenir Next" w:hAnsi="Avenir Next" w:cs="Avenir Next" w:eastAsia="Avenir Next"/>
-          <w:color w:val="1A1A1A"/>
-          <w:sz w:val="21"/>
-          <w:szCs w:val="21"/>
-        </w:rPr>
-        <w:t xml:space="preserve">.</w:t>
-      </w:r>
-    </w:p>
-    <w:p>
-      <w:pPr>
-        <w:keepNext/>
-        <w:tabs>
-          <w:tab w:val="left" w:pos="1300"/>
-        </w:tabs>
-        <w:spacing w:before="0" w:after="24" w:line="272" w:lineRule="auto"/>
-        <w:ind w:left="1300" w:hanging="868"/>
-      </w:pPr>
-      <w:r>
-        <w:rPr>
-          <w:rFonts w:ascii="Avenir Next" w:hAnsi="Avenir Next" w:cs="Avenir Next" w:eastAsia="Avenir Next"/>
-          <w:b/>
-          <w:color w:val="003A70"/>
-          <w:sz w:val="18"/>
-          <w:szCs w:val="18"/>
-        </w:rPr>
-        <w:t xml:space="preserve">Step 3</w:t>
-      </w:r>
-      <w:r>
-        <w:rPr>
-          <w:rFonts w:ascii="Avenir Next" w:hAnsi="Avenir Next" w:cs="Avenir Next" w:eastAsia="Avenir Next"/>
-          <w:color w:val="1A1A1A"/>
-          <w:sz w:val="18"/>
-          <w:szCs w:val="18"/>
-        </w:rPr>
-        <w:tab/>
-      </w:r>
-      <w:r>
-        <w:rPr>
-          <w:rFonts w:ascii="Avenir Next" w:hAnsi="Avenir Next" w:cs="Avenir Next" w:eastAsia="Avenir Next"/>
-          <w:color w:val="1A1A1A"/>
-          <w:sz w:val="21"/>
-          <w:szCs w:val="21"/>
-        </w:rPr>
-        <w:t xml:space="preserve">Count </w:t>
-      </w:r>
-      <w:r>
-        <w:rPr>
-          <w:rFonts w:ascii="Avenir Next" w:hAnsi="Avenir Next" w:cs="Avenir Next" w:eastAsia="Avenir Next"/>
-          <w:color w:val="1A1A1A"/>
-          <w:sz w:val="21"/>
-          <w:szCs w:val="21"/>
-          <w:u w:val="single"/>
-        </w:rPr>
-        <w:t xml:space="preserve">                </w:t>
-      </w:r>
-      <w:r>
-        <w:rPr>
-          <w:rFonts w:ascii="Avenir Next" w:hAnsi="Avenir Next" w:cs="Avenir Next" w:eastAsia="Avenir Next"/>
-          <w:color w:val="1A1A1A"/>
-          <w:sz w:val="21"/>
-          <w:szCs w:val="21"/>
-        </w:rPr>
-        <w:t xml:space="preserve"> units. Mark the point.</w:t>
+        <w:t xml:space="preserve">Use this number line:  </w:t>
+      </w:r>
+      <w:r>
+        <w:drawing>
+          <wp:inline distT="0" distB="0" distL="0" distR="0">
+            <wp:extent cx="3474720" cy="512934"/>
+            <wp:docPr id="201" name="Workspace 201" descr="Blank number line from −7 to 7 with a tick at every whole number."/>
+            <a:graphic xmlns:a="http://schemas.openxmlformats.org/drawingml/2006/main">
+              <a:graphicData uri="http://schemas.openxmlformats.org/drawingml/2006/picture">
+                <pic:pic xmlns:pic="http://schemas.openxmlformats.org/drawingml/2006/picture">
+                  <pic:nvPicPr>
+                    <pic:cNvPr id="201" name="nl_m7_7.png"/>
+                    <pic:cNvPicPr/>
+                  </pic:nvPicPr>
+                  <pic:blipFill>
+                    <a:blip r:embed="rIdWs201"/>
+                    <a:stretch>
+                      <a:fillRect/>
+                    </a:stretch>
+                  </pic:blipFill>
+                  <pic:spPr>
+                    <a:xfrm>
+                      <a:off x="0" y="0"/>
+                      <a:ext cx="3474720" cy="512934"/>
+                    </a:xfrm>
+                    <a:prstGeom prst="rect">
+                      <a:avLst/>
+                    </a:prstGeom>
+                  </pic:spPr>
+                </pic:pic>
+              </a:graphicData>
+            </a:graphic>
+          </wp:inline>
+        </w:drawing>
       </w:r>
     </w:p>
     <w:p>
@@ -2744,220 +3026,7 @@
     </w:p>
     <w:p>
       <w:pPr>
-        <w:keepNext/>
-        <w:tabs>
-          <w:tab w:val="left" w:pos="432"/>
-        </w:tabs>
-        <w:spacing w:before="90" w:after="40" w:line="268" w:lineRule="auto"/>
-        <w:ind w:left="432" w:hanging="432"/>
-      </w:pPr>
-      <w:r>
-        <w:rPr>
-          <w:rFonts w:ascii="Avenir Next" w:hAnsi="Avenir Next" w:cs="Avenir Next" w:eastAsia="Avenir Next"/>
-          <w:b/>
-          <w:color w:val="1A1A1A"/>
-          <w:sz w:val="22"/>
-          <w:szCs w:val="22"/>
-        </w:rPr>
-        <w:t xml:space="preserve">5.</w:t>
-      </w:r>
-      <w:r>
-        <w:rPr>
-          <w:rFonts w:ascii="Avenir Next" w:hAnsi="Avenir Next" w:cs="Avenir Next" w:eastAsia="Avenir Next"/>
-          <w:color w:val="1A1A1A"/>
-          <w:sz w:val="22"/>
-          <w:szCs w:val="22"/>
-        </w:rPr>
-        <w:tab/>
-      </w:r>
-      <w:r>
-        <w:rPr>
-          <w:rFonts w:ascii="Avenir Next" w:hAnsi="Avenir Next" w:cs="Avenir Next" w:eastAsia="Avenir Next"/>
-          <w:color w:val="1A1A1A"/>
-          <w:sz w:val="22"/>
-          <w:szCs w:val="22"/>
-        </w:rPr>
-        <w:t xml:space="preserve">Plot −6.</w:t>
-      </w:r>
-    </w:p>
-    <w:p>
-      <w:pPr>
-        <w:keepNext/>
-        <w:tabs>
-          <w:tab w:val="left" w:pos="1300"/>
-        </w:tabs>
-        <w:spacing w:before="0" w:after="24" w:line="272" w:lineRule="auto"/>
-        <w:ind w:left="1300" w:hanging="868"/>
-      </w:pPr>
-      <w:r>
-        <w:rPr>
-          <w:rFonts w:ascii="Avenir Next" w:hAnsi="Avenir Next" w:cs="Avenir Next" w:eastAsia="Avenir Next"/>
-          <w:b/>
-          <w:color w:val="003A70"/>
-          <w:sz w:val="18"/>
-          <w:szCs w:val="18"/>
-        </w:rPr>
-        <w:t xml:space="preserve">Step 1</w:t>
-      </w:r>
-      <w:r>
-        <w:rPr>
-          <w:rFonts w:ascii="Avenir Next" w:hAnsi="Avenir Next" w:cs="Avenir Next" w:eastAsia="Avenir Next"/>
-          <w:color w:val="1A1A1A"/>
-          <w:sz w:val="18"/>
-          <w:szCs w:val="18"/>
-        </w:rPr>
-        <w:tab/>
-      </w:r>
-      <w:r>
-        <w:rPr>
-          <w:rFonts w:ascii="Avenir Next" w:hAnsi="Avenir Next" w:cs="Avenir Next" w:eastAsia="Avenir Next"/>
-          <w:color w:val="1A1A1A"/>
-          <w:sz w:val="21"/>
-          <w:szCs w:val="21"/>
-        </w:rPr>
-        <w:t xml:space="preserve">Start at </w:t>
-      </w:r>
-      <w:r>
-        <w:rPr>
-          <w:rFonts w:ascii="Avenir Next" w:hAnsi="Avenir Next" w:cs="Avenir Next" w:eastAsia="Avenir Next"/>
-          <w:color w:val="1A1A1A"/>
-          <w:sz w:val="21"/>
-          <w:szCs w:val="21"/>
-          <w:u w:val="single"/>
-        </w:rPr>
-        <w:t xml:space="preserve">                </w:t>
-      </w:r>
-      <w:r>
-        <w:rPr>
-          <w:rFonts w:ascii="Avenir Next" w:hAnsi="Avenir Next" w:cs="Avenir Next" w:eastAsia="Avenir Next"/>
-          <w:color w:val="1A1A1A"/>
-          <w:sz w:val="21"/>
-          <w:szCs w:val="21"/>
-        </w:rPr>
-        <w:t xml:space="preserve">.</w:t>
-      </w:r>
-    </w:p>
-    <w:p>
-      <w:pPr>
-        <w:keepNext/>
-        <w:tabs>
-          <w:tab w:val="left" w:pos="1300"/>
-        </w:tabs>
-        <w:spacing w:before="0" w:after="24" w:line="272" w:lineRule="auto"/>
-        <w:ind w:left="1300" w:hanging="868"/>
-      </w:pPr>
-      <w:r>
-        <w:rPr>
-          <w:rFonts w:ascii="Avenir Next" w:hAnsi="Avenir Next" w:cs="Avenir Next" w:eastAsia="Avenir Next"/>
-          <w:b/>
-          <w:color w:val="003A70"/>
-          <w:sz w:val="18"/>
-          <w:szCs w:val="18"/>
-        </w:rPr>
-        <w:t xml:space="preserve">Step 2</w:t>
-      </w:r>
-      <w:r>
-        <w:rPr>
-          <w:rFonts w:ascii="Avenir Next" w:hAnsi="Avenir Next" w:cs="Avenir Next" w:eastAsia="Avenir Next"/>
-          <w:color w:val="1A1A1A"/>
-          <w:sz w:val="18"/>
-          <w:szCs w:val="18"/>
-        </w:rPr>
-        <w:tab/>
-      </w:r>
-      <w:r>
-        <w:rPr>
-          <w:rFonts w:ascii="Avenir Next" w:hAnsi="Avenir Next" w:cs="Avenir Next" w:eastAsia="Avenir Next"/>
-          <w:color w:val="1A1A1A"/>
-          <w:sz w:val="21"/>
-          <w:szCs w:val="21"/>
-        </w:rPr>
-        <w:t xml:space="preserve">The sign is −, so go </w:t>
-      </w:r>
-      <w:r>
-        <w:rPr>
-          <w:rFonts w:ascii="Avenir Next" w:hAnsi="Avenir Next" w:cs="Avenir Next" w:eastAsia="Avenir Next"/>
-          <w:color w:val="1A1A1A"/>
-          <w:sz w:val="21"/>
-          <w:szCs w:val="21"/>
-          <w:u w:val="single"/>
-        </w:rPr>
-        <w:t xml:space="preserve">                </w:t>
-      </w:r>
-      <w:r>
-        <w:rPr>
-          <w:rFonts w:ascii="Avenir Next" w:hAnsi="Avenir Next" w:cs="Avenir Next" w:eastAsia="Avenir Next"/>
-          <w:color w:val="1A1A1A"/>
-          <w:sz w:val="21"/>
-          <w:szCs w:val="21"/>
-        </w:rPr>
-        <w:t xml:space="preserve">.</w:t>
-      </w:r>
-    </w:p>
-    <w:p>
-      <w:pPr>
-        <w:keepNext/>
-        <w:tabs>
-          <w:tab w:val="left" w:pos="1300"/>
-        </w:tabs>
-        <w:spacing w:before="0" w:after="24" w:line="272" w:lineRule="auto"/>
-        <w:ind w:left="1300" w:hanging="868"/>
-      </w:pPr>
-      <w:r>
-        <w:rPr>
-          <w:rFonts w:ascii="Avenir Next" w:hAnsi="Avenir Next" w:cs="Avenir Next" w:eastAsia="Avenir Next"/>
-          <w:b/>
-          <w:color w:val="003A70"/>
-          <w:sz w:val="18"/>
-          <w:szCs w:val="18"/>
-        </w:rPr>
-        <w:t xml:space="preserve">Step 3</w:t>
-      </w:r>
-      <w:r>
-        <w:rPr>
-          <w:rFonts w:ascii="Avenir Next" w:hAnsi="Avenir Next" w:cs="Avenir Next" w:eastAsia="Avenir Next"/>
-          <w:color w:val="1A1A1A"/>
-          <w:sz w:val="18"/>
-          <w:szCs w:val="18"/>
-        </w:rPr>
-        <w:tab/>
-      </w:r>
-      <w:r>
-        <w:rPr>
-          <w:rFonts w:ascii="Avenir Next" w:hAnsi="Avenir Next" w:cs="Avenir Next" w:eastAsia="Avenir Next"/>
-          <w:color w:val="1A1A1A"/>
-          <w:sz w:val="21"/>
-          <w:szCs w:val="21"/>
-        </w:rPr>
-        <w:t xml:space="preserve">Count </w:t>
-      </w:r>
-      <w:r>
-        <w:rPr>
-          <w:rFonts w:ascii="Avenir Next" w:hAnsi="Avenir Next" w:cs="Avenir Next" w:eastAsia="Avenir Next"/>
-          <w:color w:val="1A1A1A"/>
-          <w:sz w:val="21"/>
-          <w:szCs w:val="21"/>
-          <w:u w:val="single"/>
-        </w:rPr>
-        <w:t xml:space="preserve">                </w:t>
-      </w:r>
-      <w:r>
-        <w:rPr>
-          <w:rFonts w:ascii="Avenir Next" w:hAnsi="Avenir Next" w:cs="Avenir Next" w:eastAsia="Avenir Next"/>
-          <w:color w:val="1A1A1A"/>
-          <w:sz w:val="21"/>
-          <w:szCs w:val="21"/>
-        </w:rPr>
-        <w:t xml:space="preserve"> units. Mark the point.</w:t>
-      </w:r>
-    </w:p>
-    <w:p>
-      <w:pPr>
-        <w:spacing w:before="0" w:after="0" w:line="20" w:lineRule="exact"/>
-      </w:pPr>
-    </w:p>
-    <w:p>
-      <w:pPr>
+        <w:pStyle w:val="Heading2"/>
         <w:keepNext/>
         <w:pBdr>
           <w:bottom w:val="single" w:sz="8" w:space="3" w:color="003A70"/>
@@ -2965,7 +3034,7 @@
         <w:tabs>
           <w:tab w:val="right" w:pos="9504"/>
         </w:tabs>
-        <w:spacing w:before="50" w:after="36" w:line="240" w:lineRule="auto"/>
+        <w:spacing w:before="25" w:after="18" w:line="240" w:lineRule="auto"/>
       </w:pPr>
       <w:r>
         <w:rPr>
@@ -2973,7 +3042,7 @@
           <w:b/>
           <w:color w:val="003A70"/>
           <w:spacing w:val="14"/>
-          <w:sz w:val="19"/>
+          <w:sz w:val="22"/>
           <w:szCs w:val="19"/>
         </w:rPr>
         <w:t xml:space="preserve">YOUR TURN</w:t>
@@ -2992,7 +3061,7 @@
           <w:rFonts w:ascii="Avenir Next" w:hAnsi="Avenir Next" w:cs="Avenir Next" w:eastAsia="Avenir Next"/>
           <w:i/>
           <w:color w:val="5A5F66"/>
-          <w:sz w:val="17"/>
+          <w:sz w:val="22"/>
           <w:szCs w:val="17"/>
         </w:rPr>
         <w:t xml:space="preserve">use the steps on your own</w:t>
@@ -3042,7 +3111,7 @@
               <w:tabs>
                 <w:tab w:val="left" w:pos="432"/>
               </w:tabs>
-              <w:spacing w:before="90" w:after="40" w:line="268" w:lineRule="auto"/>
+              <w:spacing w:before="45" w:after="20" w:line="240" w:lineRule="auto"/>
               <w:ind w:left="432" w:hanging="432"/>
             </w:pPr>
             <w:r>
@@ -3116,7 +3185,7 @@
                     <w:tabs>
                       <w:tab w:val="left" w:pos="340"/>
                     </w:tabs>
-                    <w:spacing w:before="0" w:after="0" w:line="276" w:lineRule="auto"/>
+                    <w:spacing w:before="0" w:after="0" w:line="240" w:lineRule="auto"/>
                     <w:ind w:left="340" w:hanging="340"/>
                   </w:pPr>
                   <w:r>
@@ -3178,7 +3247,7 @@
                     <w:tabs>
                       <w:tab w:val="left" w:pos="340"/>
                     </w:tabs>
-                    <w:spacing w:before="0" w:after="0" w:line="276" w:lineRule="auto"/>
+                    <w:spacing w:before="0" w:after="0" w:line="240" w:lineRule="auto"/>
                     <w:ind w:left="340" w:hanging="340"/>
                   </w:pPr>
                   <w:r>
@@ -3240,7 +3309,7 @@
                     <w:tabs>
                       <w:tab w:val="left" w:pos="340"/>
                     </w:tabs>
-                    <w:spacing w:before="0" w:after="0" w:line="276" w:lineRule="auto"/>
+                    <w:spacing w:before="0" w:after="0" w:line="240" w:lineRule="auto"/>
                     <w:ind w:left="340" w:hanging="340"/>
                   </w:pPr>
                   <w:r>
@@ -3308,7 +3377,7 @@
                     <w:tabs>
                       <w:tab w:val="left" w:pos="340"/>
                     </w:tabs>
-                    <w:spacing w:before="0" w:after="0" w:line="276" w:lineRule="auto"/>
+                    <w:spacing w:before="0" w:after="0" w:line="240" w:lineRule="auto"/>
                     <w:ind w:left="340" w:hanging="340"/>
                   </w:pPr>
                   <w:r>
@@ -3370,7 +3439,7 @@
                     <w:tabs>
                       <w:tab w:val="left" w:pos="340"/>
                     </w:tabs>
-                    <w:spacing w:before="0" w:after="0" w:line="276" w:lineRule="auto"/>
+                    <w:spacing w:before="0" w:after="0" w:line="240" w:lineRule="auto"/>
                     <w:ind w:left="340" w:hanging="340"/>
                   </w:pPr>
                   <w:r>
@@ -3432,7 +3501,7 @@
                     <w:tabs>
                       <w:tab w:val="left" w:pos="340"/>
                     </w:tabs>
-                    <w:spacing w:before="0" w:after="0" w:line="276" w:lineRule="auto"/>
+                    <w:spacing w:before="0" w:after="0" w:line="240" w:lineRule="auto"/>
                     <w:ind w:left="340" w:hanging="340"/>
                   </w:pPr>
                   <w:r>
@@ -3501,6 +3570,7 @@
     </w:p>
     <w:p>
       <w:pPr>
+        <w:pStyle w:val="Heading2"/>
         <w:keepNext/>
         <w:pBdr>
           <w:bottom w:val="single" w:sz="8" w:space="3" w:color="003A70"/>
@@ -3508,7 +3578,7 @@
         <w:tabs>
           <w:tab w:val="right" w:pos="9504"/>
         </w:tabs>
-        <w:spacing w:before="50" w:after="36" w:line="240" w:lineRule="auto"/>
+        <w:spacing w:before="25" w:after="18" w:line="240" w:lineRule="auto"/>
       </w:pPr>
       <w:r>
         <w:rPr>
@@ -3516,7 +3586,7 @@
           <w:b/>
           <w:color w:val="003A70"/>
           <w:spacing w:val="14"/>
-          <w:sz w:val="19"/>
+          <w:sz w:val="22"/>
           <w:szCs w:val="19"/>
         </w:rPr>
         <w:t xml:space="preserve">READY CHECK</w:t>
@@ -3535,7 +3605,7 @@
           <w:rFonts w:ascii="Avenir Next" w:hAnsi="Avenir Next" w:cs="Avenir Next" w:eastAsia="Avenir Next"/>
           <w:i/>
           <w:color w:val="5A5F66"/>
-          <w:sz w:val="17"/>
+          <w:sz w:val="22"/>
           <w:szCs w:val="17"/>
         </w:rPr>
         <w:t xml:space="preserve">a problem like the one in today’s lesson</w:t>
@@ -3585,7 +3655,7 @@
               <w:tabs>
                 <w:tab w:val="left" w:pos="432"/>
               </w:tabs>
-              <w:spacing w:before="90" w:after="40" w:line="268" w:lineRule="auto"/>
+              <w:spacing w:before="45" w:after="20" w:line="240" w:lineRule="auto"/>
               <w:ind w:left="432" w:hanging="432"/>
             </w:pPr>
             <w:r>
@@ -3657,7 +3727,7 @@
                     <w:tabs>
                       <w:tab w:val="left" w:pos="340"/>
                     </w:tabs>
-                    <w:spacing w:before="0" w:after="0" w:line="264" w:lineRule="auto"/>
+                    <w:spacing w:before="0" w:after="0" w:line="240" w:lineRule="auto"/>
                     <w:ind w:left="340" w:hanging="340"/>
                   </w:pPr>
                   <w:r>
@@ -3665,25 +3735,25 @@
                       <w:rFonts w:ascii="Avenir Next" w:hAnsi="Avenir Next" w:cs="Avenir Next" w:eastAsia="Avenir Next"/>
                       <w:b/>
                       <w:color w:val="003A70"/>
+                      <w:sz w:val="22"/>
+                      <w:szCs w:val="21"/>
+                    </w:rPr>
+                    <w:t xml:space="preserve">A</w:t>
+                  </w:r>
+                  <w:r>
+                    <w:rPr>
+                      <w:rFonts w:ascii="Avenir Next" w:hAnsi="Avenir Next" w:cs="Avenir Next" w:eastAsia="Avenir Next"/>
+                      <w:color w:val="1A1A1A"/>
                       <w:sz w:val="21"/>
                       <w:szCs w:val="21"/>
                     </w:rPr>
-                    <w:t xml:space="preserve">A</w:t>
-                  </w:r>
-                  <w:r>
-                    <w:rPr>
-                      <w:rFonts w:ascii="Avenir Next" w:hAnsi="Avenir Next" w:cs="Avenir Next" w:eastAsia="Avenir Next"/>
-                      <w:color w:val="1A1A1A"/>
-                      <w:sz w:val="21"/>
-                      <w:szCs w:val="21"/>
-                    </w:rPr>
                     <w:tab/>
                   </w:r>
                   <w:r>
                     <w:rPr>
                       <w:rFonts w:ascii="Avenir Next" w:hAnsi="Avenir Next" w:cs="Avenir Next" w:eastAsia="Avenir Next"/>
                       <w:color w:val="1A1A1A"/>
-                      <w:sz w:val="21"/>
+                      <w:sz w:val="22"/>
                       <w:szCs w:val="21"/>
                     </w:rPr>
                     <w:t xml:space="preserve">3 units right of 0</w:t>
@@ -3700,7 +3770,7 @@
                     <w:tabs>
                       <w:tab w:val="left" w:pos="340"/>
                     </w:tabs>
-                    <w:spacing w:before="0" w:after="0" w:line="264" w:lineRule="auto"/>
+                    <w:spacing w:before="0" w:after="0" w:line="240" w:lineRule="auto"/>
                     <w:ind w:left="340" w:hanging="340"/>
                   </w:pPr>
                   <w:r>
@@ -3708,25 +3778,25 @@
                       <w:rFonts w:ascii="Avenir Next" w:hAnsi="Avenir Next" w:cs="Avenir Next" w:eastAsia="Avenir Next"/>
                       <w:b/>
                       <w:color w:val="003A70"/>
+                      <w:sz w:val="22"/>
+                      <w:szCs w:val="21"/>
+                    </w:rPr>
+                    <w:t xml:space="preserve">B</w:t>
+                  </w:r>
+                  <w:r>
+                    <w:rPr>
+                      <w:rFonts w:ascii="Avenir Next" w:hAnsi="Avenir Next" w:cs="Avenir Next" w:eastAsia="Avenir Next"/>
+                      <w:color w:val="1A1A1A"/>
                       <w:sz w:val="21"/>
                       <w:szCs w:val="21"/>
                     </w:rPr>
-                    <w:t xml:space="preserve">B</w:t>
-                  </w:r>
-                  <w:r>
-                    <w:rPr>
-                      <w:rFonts w:ascii="Avenir Next" w:hAnsi="Avenir Next" w:cs="Avenir Next" w:eastAsia="Avenir Next"/>
-                      <w:color w:val="1A1A1A"/>
-                      <w:sz w:val="21"/>
-                      <w:szCs w:val="21"/>
-                    </w:rPr>
                     <w:tab/>
                   </w:r>
                   <w:r>
                     <w:rPr>
                       <w:rFonts w:ascii="Avenir Next" w:hAnsi="Avenir Next" w:cs="Avenir Next" w:eastAsia="Avenir Next"/>
                       <w:color w:val="1A1A1A"/>
-                      <w:sz w:val="21"/>
+                      <w:sz w:val="22"/>
                       <w:szCs w:val="21"/>
                     </w:rPr>
                     <w:t xml:space="preserve">3 units left of 0</w:t>
@@ -3748,7 +3818,7 @@
                     <w:tabs>
                       <w:tab w:val="left" w:pos="340"/>
                     </w:tabs>
-                    <w:spacing w:before="0" w:after="0" w:line="264" w:lineRule="auto"/>
+                    <w:spacing w:before="0" w:after="0" w:line="240" w:lineRule="auto"/>
                     <w:ind w:left="340" w:hanging="340"/>
                   </w:pPr>
                   <w:r>
@@ -3756,25 +3826,25 @@
                       <w:rFonts w:ascii="Avenir Next" w:hAnsi="Avenir Next" w:cs="Avenir Next" w:eastAsia="Avenir Next"/>
                       <w:b/>
                       <w:color w:val="003A70"/>
+                      <w:sz w:val="22"/>
+                      <w:szCs w:val="21"/>
+                    </w:rPr>
+                    <w:t xml:space="preserve">C</w:t>
+                  </w:r>
+                  <w:r>
+                    <w:rPr>
+                      <w:rFonts w:ascii="Avenir Next" w:hAnsi="Avenir Next" w:cs="Avenir Next" w:eastAsia="Avenir Next"/>
+                      <w:color w:val="1A1A1A"/>
                       <w:sz w:val="21"/>
                       <w:szCs w:val="21"/>
                     </w:rPr>
-                    <w:t xml:space="preserve">C</w:t>
-                  </w:r>
-                  <w:r>
-                    <w:rPr>
-                      <w:rFonts w:ascii="Avenir Next" w:hAnsi="Avenir Next" w:cs="Avenir Next" w:eastAsia="Avenir Next"/>
-                      <w:color w:val="1A1A1A"/>
-                      <w:sz w:val="21"/>
-                      <w:szCs w:val="21"/>
-                    </w:rPr>
                     <w:tab/>
                   </w:r>
                   <w:r>
                     <w:rPr>
                       <w:rFonts w:ascii="Avenir Next" w:hAnsi="Avenir Next" w:cs="Avenir Next" w:eastAsia="Avenir Next"/>
                       <w:color w:val="1A1A1A"/>
-                      <w:sz w:val="21"/>
+                      <w:sz w:val="22"/>
                       <w:szCs w:val="21"/>
                     </w:rPr>
                     <w:t xml:space="preserve">at 0</w:t>
@@ -3791,7 +3861,7 @@
                     <w:tabs>
                       <w:tab w:val="left" w:pos="340"/>
                     </w:tabs>
-                    <w:spacing w:before="0" w:after="0" w:line="264" w:lineRule="auto"/>
+                    <w:spacing w:before="0" w:after="0" w:line="240" w:lineRule="auto"/>
                     <w:ind w:left="340" w:hanging="340"/>
                   </w:pPr>
                   <w:r>
@@ -3799,25 +3869,25 @@
                       <w:rFonts w:ascii="Avenir Next" w:hAnsi="Avenir Next" w:cs="Avenir Next" w:eastAsia="Avenir Next"/>
                       <w:b/>
                       <w:color w:val="003A70"/>
+                      <w:sz w:val="22"/>
+                      <w:szCs w:val="21"/>
+                    </w:rPr>
+                    <w:t xml:space="preserve">D</w:t>
+                  </w:r>
+                  <w:r>
+                    <w:rPr>
+                      <w:rFonts w:ascii="Avenir Next" w:hAnsi="Avenir Next" w:cs="Avenir Next" w:eastAsia="Avenir Next"/>
+                      <w:color w:val="1A1A1A"/>
                       <w:sz w:val="21"/>
                       <w:szCs w:val="21"/>
                     </w:rPr>
-                    <w:t xml:space="preserve">D</w:t>
-                  </w:r>
-                  <w:r>
-                    <w:rPr>
-                      <w:rFonts w:ascii="Avenir Next" w:hAnsi="Avenir Next" w:cs="Avenir Next" w:eastAsia="Avenir Next"/>
-                      <w:color w:val="1A1A1A"/>
-                      <w:sz w:val="21"/>
-                      <w:szCs w:val="21"/>
-                    </w:rPr>
                     <w:tab/>
                   </w:r>
                   <w:r>
                     <w:rPr>
                       <w:rFonts w:ascii="Avenir Next" w:hAnsi="Avenir Next" w:cs="Avenir Next" w:eastAsia="Avenir Next"/>
                       <w:color w:val="1A1A1A"/>
-                      <w:sz w:val="21"/>
+                      <w:sz w:val="22"/>
                       <w:szCs w:val="21"/>
                     </w:rPr>
                     <w:t xml:space="preserve">30 units left of 0</w:t>
@@ -3866,19 +3936,42 @@
         <w:tblLook w:val="0000" w:firstRow="0" w:lastRow="0" w:firstColumn="0" w:lastColumn="0" w:noHBand="1" w:noVBand="1"/>
       </w:tblPr>
       <w:tblGrid>
-        <w:gridCol w:w="2000"/>
-        <w:gridCol w:w="2300"/>
-        <w:gridCol w:w="2100"/>
-        <w:gridCol w:w="3104"/>
+        <w:gridCol w:w="1750"/>
+        <w:gridCol w:w="2500"/>
+        <w:gridCol w:w="2200"/>
+        <w:gridCol w:w="3054"/>
       </w:tblGrid>
       <w:tr>
         <w:trPr>
           <w:cantSplit/>
-          <w:trHeight w:val="320" w:hRule="atLeast"/>
+          <w:trHeight w:val="300" w:hRule="atLeast"/>
         </w:trPr>
         <w:tc>
           <w:tcPr>
-            <w:tcW w:w="2000" w:type="dxa"/>
+            <w:tcW w:w="1750" w:type="dxa"/>
+            <w:vAlign w:val="center"/>
+          </w:tcPr>
+          <w:p>
+            <w:pPr>
+              <w:pStyle w:val="Heading2"/>
+              <w:spacing w:before="0" w:after="0" w:line="240" w:lineRule="auto"/>
+            </w:pPr>
+            <w:r>
+              <w:rPr>
+                <w:rFonts w:ascii="Avenir Next" w:hAnsi="Avenir Next" w:cs="Avenir Next" w:eastAsia="Avenir Next"/>
+                <w:b/>
+                <w:color w:val="003A70"/>
+                <w:spacing w:val="12"/>
+                <w:sz w:val="15"/>
+                <w:szCs w:val="15"/>
+              </w:rPr>
+              <w:t xml:space="preserve">CHECK YOURSELF</w:t>
+            </w:r>
+          </w:p>
+        </w:tc>
+        <w:tc>
+          <w:tcPr>
+            <w:tcW w:w="2500" w:type="dxa"/>
             <w:vAlign w:val="center"/>
           </w:tcPr>
           <w:p>
@@ -3887,20 +3980,27 @@
             </w:pPr>
             <w:r>
               <w:rPr>
-                <w:rFonts w:ascii="Avenir Next" w:hAnsi="Avenir Next" w:cs="Avenir Next" w:eastAsia="Avenir Next"/>
-                <w:b/>
-                <w:color w:val="003A70"/>
-                <w:spacing w:val="12"/>
-                <w:sz w:val="15"/>
-                <w:szCs w:val="15"/>
-              </w:rPr>
-              <w:t xml:space="preserve">CHECK YOURSELF</w:t>
+                <w:rFonts w:ascii="Arial" w:hAnsi="Arial" w:cs="Arial" w:eastAsia="Arial"/>
+                <w:color w:val="1A1A1A"/>
+                <w:sz w:val="20"/>
+                <w:szCs w:val="20"/>
+              </w:rPr>
+              <w:t xml:space="preserve">□</w:t>
+            </w:r>
+            <w:r>
+              <w:rPr>
+                <w:rFonts w:ascii="Avenir Next" w:hAnsi="Avenir Next" w:cs="Avenir Next" w:eastAsia="Avenir Next"/>
+                <w:color w:val="1A1A1A"/>
+                <w:sz w:val="17"/>
+                <w:szCs w:val="17"/>
+              </w:rPr>
+              <w:t xml:space="preserve">  I can do this on my own</w:t>
             </w:r>
           </w:p>
         </w:tc>
         <w:tc>
           <w:tcPr>
-            <w:tcW w:w="2300" w:type="dxa"/>
+            <w:tcW w:w="2200" w:type="dxa"/>
             <w:vAlign w:val="center"/>
           </w:tcPr>
           <w:p>
@@ -3911,8 +4011,8 @@
               <w:rPr>
                 <w:rFonts w:ascii="Arial" w:hAnsi="Arial" w:cs="Arial" w:eastAsia="Arial"/>
                 <w:color w:val="1A1A1A"/>
-                <w:sz w:val="24"/>
-                <w:szCs w:val="24"/>
+                <w:sz w:val="20"/>
+                <w:szCs w:val="20"/>
               </w:rPr>
               <w:t xml:space="preserve">□</w:t>
             </w:r>
@@ -3923,13 +4023,13 @@
                 <w:sz w:val="17"/>
                 <w:szCs w:val="17"/>
               </w:rPr>
-              <w:t xml:space="preserve">  I can do this on my own</w:t>
+              <w:t xml:space="preserve">  I need a little help</w:t>
             </w:r>
           </w:p>
         </w:tc>
         <w:tc>
           <w:tcPr>
-            <w:tcW w:w="2100" w:type="dxa"/>
+            <w:tcW w:w="3054" w:type="dxa"/>
             <w:vAlign w:val="center"/>
           </w:tcPr>
           <w:p>
@@ -3940,37 +4040,8 @@
               <w:rPr>
                 <w:rFonts w:ascii="Arial" w:hAnsi="Arial" w:cs="Arial" w:eastAsia="Arial"/>
                 <w:color w:val="1A1A1A"/>
-                <w:sz w:val="24"/>
-                <w:szCs w:val="24"/>
-              </w:rPr>
-              <w:t xml:space="preserve">□</w:t>
-            </w:r>
-            <w:r>
-              <w:rPr>
-                <w:rFonts w:ascii="Avenir Next" w:hAnsi="Avenir Next" w:cs="Avenir Next" w:eastAsia="Avenir Next"/>
-                <w:color w:val="1A1A1A"/>
-                <w:sz w:val="17"/>
-                <w:szCs w:val="17"/>
-              </w:rPr>
-              <w:t xml:space="preserve">  I need a little help</w:t>
-            </w:r>
-          </w:p>
-        </w:tc>
-        <w:tc>
-          <w:tcPr>
-            <w:tcW w:w="3104" w:type="dxa"/>
-            <w:vAlign w:val="center"/>
-          </w:tcPr>
-          <w:p>
-            <w:pPr>
-              <w:spacing w:before="0" w:after="0" w:line="240" w:lineRule="auto"/>
-            </w:pPr>
-            <w:r>
-              <w:rPr>
-                <w:rFonts w:ascii="Arial" w:hAnsi="Arial" w:cs="Arial" w:eastAsia="Arial"/>
-                <w:color w:val="1A1A1A"/>
-                <w:sz w:val="24"/>
-                <w:szCs w:val="24"/>
+                <w:sz w:val="20"/>
+                <w:szCs w:val="20"/>
               </w:rPr>
               <w:t xml:space="preserve">□</w:t>
             </w:r>
@@ -4005,7 +4076,7 @@
     <w:sectPr>
       <w:footerReference w:type="default" r:id="rIdFooter1"/>
       <w:pgSz w:w="12240" w:h="15840"/>
-      <w:pgMar w:top="893" w:right="1224" w:bottom="835" w:left="1512" w:header="432" w:footer="432" w:gutter="0"/>
+      <w:pgMar w:top="780" w:right="1224" w:bottom="760" w:left="1512" w:header="432" w:footer="432" w:gutter="0"/>
       <w:cols w:space="720"/>
     </w:sectPr>
   </w:body>
@@ -4085,7 +4156,106 @@
               <w:sz w:val="15"/>
               <w:szCs w:val="15"/>
             </w:rPr>
-            <w:t xml:space="preserve">Lesson 7-2  ·  Session 1  ·  Prerequisite Practice B</w:t>
+            <w:t xml:space="preserve">7-2 · Page </w:t>
+          </w:r>
+          <w:r>
+            <w:rPr>
+              <w:rFonts w:ascii="Avenir Next" w:hAnsi="Avenir Next" w:cs="Avenir Next" w:eastAsia="Avenir Next"/>
+              <w:color w:val="5A5F66"/>
+              <w:sz w:val="15"/>
+              <w:szCs w:val="15"/>
+            </w:rPr>
+            <w:fldChar w:fldCharType="begin"/>
+          </w:r>
+          <w:r>
+            <w:rPr>
+              <w:rFonts w:ascii="Avenir Next" w:hAnsi="Avenir Next" w:cs="Avenir Next" w:eastAsia="Avenir Next"/>
+              <w:color w:val="5A5F66"/>
+              <w:sz w:val="15"/>
+              <w:szCs w:val="15"/>
+            </w:rPr>
+            <w:instrText xml:space="preserve"> PAGE </w:instrText>
+          </w:r>
+          <w:r>
+            <w:rPr>
+              <w:rFonts w:ascii="Avenir Next" w:hAnsi="Avenir Next" w:cs="Avenir Next" w:eastAsia="Avenir Next"/>
+              <w:color w:val="5A5F66"/>
+              <w:sz w:val="15"/>
+              <w:szCs w:val="15"/>
+            </w:rPr>
+            <w:fldChar w:fldCharType="separate"/>
+          </w:r>
+          <w:r>
+            <w:rPr>
+              <w:rFonts w:ascii="Avenir Next" w:hAnsi="Avenir Next" w:cs="Avenir Next" w:eastAsia="Avenir Next"/>
+              <w:color w:val="5A5F66"/>
+              <w:sz w:val="15"/>
+              <w:szCs w:val="15"/>
+            </w:rPr>
+            <w:t xml:space="preserve">1</w:t>
+          </w:r>
+          <w:r>
+            <w:rPr>
+              <w:rFonts w:ascii="Avenir Next" w:hAnsi="Avenir Next" w:cs="Avenir Next" w:eastAsia="Avenir Next"/>
+              <w:color w:val="5A5F66"/>
+              <w:sz w:val="15"/>
+              <w:szCs w:val="15"/>
+            </w:rPr>
+            <w:fldChar w:fldCharType="end"/>
+          </w:r>
+          <w:r>
+            <w:rPr>
+              <w:rFonts w:ascii="Avenir Next" w:hAnsi="Avenir Next" w:cs="Avenir Next" w:eastAsia="Avenir Next"/>
+              <w:color w:val="5A5F66"/>
+              <w:sz w:val="15"/>
+              <w:szCs w:val="15"/>
+            </w:rPr>
+            <w:t xml:space="preserve"> of </w:t>
+          </w:r>
+          <w:r>
+            <w:rPr>
+              <w:rFonts w:ascii="Avenir Next" w:hAnsi="Avenir Next" w:cs="Avenir Next" w:eastAsia="Avenir Next"/>
+              <w:color w:val="5A5F66"/>
+              <w:sz w:val="15"/>
+              <w:szCs w:val="15"/>
+            </w:rPr>
+            <w:fldChar w:fldCharType="begin"/>
+          </w:r>
+          <w:r>
+            <w:rPr>
+              <w:rFonts w:ascii="Avenir Next" w:hAnsi="Avenir Next" w:cs="Avenir Next" w:eastAsia="Avenir Next"/>
+              <w:color w:val="5A5F66"/>
+              <w:sz w:val="15"/>
+              <w:szCs w:val="15"/>
+            </w:rPr>
+            <w:instrText xml:space="preserve"> NUMPAGES </w:instrText>
+          </w:r>
+          <w:r>
+            <w:rPr>
+              <w:rFonts w:ascii="Avenir Next" w:hAnsi="Avenir Next" w:cs="Avenir Next" w:eastAsia="Avenir Next"/>
+              <w:color w:val="5A5F66"/>
+              <w:sz w:val="15"/>
+              <w:szCs w:val="15"/>
+            </w:rPr>
+            <w:fldChar w:fldCharType="separate"/>
+          </w:r>
+          <w:r>
+            <w:rPr>
+              <w:rFonts w:ascii="Avenir Next" w:hAnsi="Avenir Next" w:cs="Avenir Next" w:eastAsia="Avenir Next"/>
+              <w:color w:val="5A5F66"/>
+              <w:sz w:val="15"/>
+              <w:szCs w:val="15"/>
+            </w:rPr>
+            <w:t xml:space="preserve">1</w:t>
+          </w:r>
+          <w:r>
+            <w:rPr>
+              <w:rFonts w:ascii="Avenir Next" w:hAnsi="Avenir Next" w:cs="Avenir Next" w:eastAsia="Avenir Next"/>
+              <w:color w:val="5A5F66"/>
+              <w:sz w:val="15"/>
+              <w:szCs w:val="15"/>
+            </w:rPr>
+            <w:fldChar w:fldCharType="end"/>
           </w:r>
         </w:p>
       </w:tc>
@@ -4128,5 +4298,23 @@
       </w:tblCellMar>
     </w:tblPr>
   </w:style>
+  <w:style w:type="paragraph" w:styleId="Heading1">
+    <w:name w:val="heading 1"/>
+    <w:basedOn w:val="Normal"/>
+    <w:pPr>
+      <w:outlineLvl w:val="0"/>
+      <w:keepNext w:val="0"/>
+      <w:keepLines w:val="0"/>
+    </w:pPr>
+  </w:style>
+  <w:style w:type="paragraph" w:styleId="Heading2">
+    <w:name w:val="heading 2"/>
+    <w:basedOn w:val="Normal"/>
+    <w:pPr>
+      <w:outlineLvl w:val="1"/>
+      <w:keepNext w:val="0"/>
+      <w:keepLines w:val="0"/>
+    </w:pPr>
+  </w:style>
 </w:styles>
 </file>